--- a/SKINNY_128-TK23INDEP/RESULTS.docx
+++ b/SKINNY_128-TK23INDEP/RESULTS.docx
@@ -1,31 +1,15 @@
 
 <file path=word/document.xml><?xml version="1.0" encoding="utf-8"?>
-<w:document xmlns:wpc="http://schemas.microsoft.com/office/word/2010/wordprocessingCanvas" xmlns:cx="http://schemas.microsoft.com/office/drawing/2014/chartex" xmlns:cx1="http://schemas.microsoft.com/office/drawing/2015/9/8/chartex" xmlns:cx2="http://schemas.microsoft.com/office/drawing/2015/10/21/chartex" xmlns:cx3="http://schemas.microsoft.com/office/drawing/2016/5/9/chartex" xmlns:cx4="http://schemas.microsoft.com/office/drawing/2016/5/10/chartex" xmlns:cx5="http://schemas.microsoft.com/office/drawing/2016/5/11/chartex" xmlns:cx6="http://schemas.microsoft.com/office/drawing/2016/5/12/chartex" xmlns:cx7="http://schemas.microsoft.com/office/drawing/2016/5/13/chartex" xmlns:cx8="http://schemas.microsoft.com/office/drawing/2016/5/14/chartex" xmlns:mc="http://schemas.openxmlformats.org/markup-compatibility/2006" xmlns:aink="http://schemas.microsoft.com/office/drawing/2016/ink" xmlns:am3d="http://schemas.microsoft.com/office/drawing/2017/model3d" xmlns:o="urn:schemas-microsoft-com:office:office" xmlns:oel="http://schemas.microsoft.com/office/2019/extlst" xmlns:r="http://schemas.openxmlformats.org/officeDocument/2006/relationships" xmlns:m="http://schemas.openxmlformats.org/officeDocument/2006/math" xmlns:v="urn:schemas-microsoft-com:vml" xmlns:wp14="http://schemas.microsoft.com/office/word/2010/wordprocessingDrawing" xmlns:wp="http://schemas.openxmlformats.org/drawingml/2006/wordprocessingDrawing" xmlns:w10="urn:schemas-microsoft-com:office:word" xmlns:w="http://schemas.openxmlformats.org/wordprocessingml/2006/main" xmlns:w14="http://schemas.microsoft.com/office/word/2010/wordml" xmlns:w15="http://schemas.microsoft.com/office/word/2012/wordml" xmlns:w16cex="http://schemas.microsoft.com/office/word/2018/wordml/cex" xmlns:w16cid="http://schemas.microsoft.com/office/word/2016/wordml/cid" xmlns:w16="http://schemas.microsoft.com/office/word/2018/wordml" xmlns:w16du="http://schemas.microsoft.com/office/word/2023/wordml/word16du" xmlns:w16sdtdh="http://schemas.microsoft.com/office/word/2020/wordml/sdtdatahash" xmlns:w16sdtfl="http://schemas.microsoft.com/office/word/2024/wordml/sdtformatlock" xmlns:w16se="http://schemas.microsoft.com/office/word/2015/wordml/symex" xmlns:wpg="http://schemas.microsoft.com/office/word/2010/wordprocessingGroup" xmlns:wpi="http://schemas.microsoft.com/office/word/2010/wordprocessingInk" xmlns:wne="http://schemas.microsoft.com/office/word/2006/wordml" xmlns:wps="http://schemas.microsoft.com/office/word/2010/wordprocessingShape" mc:Ignorable="w14 w15 w16se w16cid w16 w16cex w16sdtdh w16sdtfl w16du wp14">
+<w:document xmlns:wpc="http://schemas.microsoft.com/office/word/2010/wordprocessingCanvas" xmlns:mc="http://schemas.openxmlformats.org/markup-compatibility/2006" xmlns:o="urn:schemas-microsoft-com:office:office" xmlns:r="http://schemas.openxmlformats.org/officeDocument/2006/relationships" xmlns:m="http://schemas.openxmlformats.org/officeDocument/2006/math" xmlns:v="urn:schemas-microsoft-com:vml" xmlns:wp14="http://schemas.microsoft.com/office/word/2010/wordprocessingDrawing" xmlns:wp="http://schemas.openxmlformats.org/drawingml/2006/wordprocessingDrawing" xmlns:w="http://schemas.openxmlformats.org/wordprocessingml/2006/main" xmlns:w14="http://schemas.microsoft.com/office/word/2010/wordml" xmlns:w10="urn:schemas-microsoft-com:office:word" xmlns:w15="http://schemas.microsoft.com/office/word/2012/wordml" xmlns:wpg="http://schemas.microsoft.com/office/word/2010/wordprocessingGroup" xmlns:wpi="http://schemas.microsoft.com/office/word/2010/wordprocessingInk" xmlns:wne="http://schemas.microsoft.com/office/word/2006/wordml" xmlns:wps="http://schemas.microsoft.com/office/word/2010/wordprocessingShape" xmlns:wpsCustomData="http://www.wps.cn/officeDocument/2013/wpsCustomData" mc:Ignorable="w14 w15 wp14">
   <w:body>
     <w:p>
       <w:r>
-        <w:t>+ y_0_0 + [ y_0_</w:t>
-      </w:r>
-      <w:proofErr w:type="gramStart"/>
-      <w:r>
-        <w:t>10 ]</w:t>
-      </w:r>
-      <w:proofErr w:type="gramEnd"/>
-      <w:r>
-        <w:t xml:space="preserve"> + [ y_0_13 ] + [ x_1_0 ] + k_0= 0</w:t>
-      </w:r>
-    </w:p>
-    <w:p>
-      <w:r>
-        <w:t xml:space="preserve"> + y_0_0 + [ y_0_</w:t>
-      </w:r>
-      <w:proofErr w:type="gramStart"/>
-      <w:r>
-        <w:t>10 ]</w:t>
-      </w:r>
-      <w:proofErr w:type="gramEnd"/>
-      <w:r>
-        <w:t xml:space="preserve"> + x_1_12 + k_0= 0</w:t>
+        <w:t>+ y_0_0 + [ y_0_10 ] + [ y_0_13 ] + [ x_1_0 ] + k_0= 0</w:t>
+      </w:r>
+    </w:p>
+    <w:p>
+      <w:r>
+        <w:t xml:space="preserve"> + y_0_0 + [ y_0_10 ] + x_1_12 + k_0= 0</w:t>
       </w:r>
     </w:p>
     <w:p>
@@ -40,28 +24,12 @@
     </w:p>
     <w:p>
       <w:r>
-        <w:t xml:space="preserve"> + y_2_2 + y_2_8 + y_2_15 + [ x_3_</w:t>
-      </w:r>
-      <w:proofErr w:type="gramStart"/>
-      <w:r>
-        <w:t>2 ]</w:t>
-      </w:r>
-      <w:proofErr w:type="gramEnd"/>
-      <w:r>
-        <w:t xml:space="preserve"> + k_0= 0</w:t>
-      </w:r>
-    </w:p>
-    <w:p>
-      <w:r>
-        <w:t xml:space="preserve"> + y_2_2 + y_2_8 + [ x_3_</w:t>
-      </w:r>
-      <w:proofErr w:type="gramStart"/>
-      <w:r>
-        <w:t>14 ]</w:t>
-      </w:r>
-      <w:proofErr w:type="gramEnd"/>
-      <w:r>
-        <w:t xml:space="preserve"> + k_0= 0</w:t>
+        <w:t xml:space="preserve"> + y_2_2 + y_2_8 + y_2_15 + [ x_3_2 ] + k_0= 0</w:t>
+      </w:r>
+    </w:p>
+    <w:p>
+      <w:r>
+        <w:t xml:space="preserve"> + y_2_2 + y_2_8 + [ x_3_14 ] + k_0= 0</w:t>
       </w:r>
     </w:p>
     <w:p>
@@ -81,15 +49,7 @@
     </w:p>
     <w:p>
       <w:r>
-        <w:t xml:space="preserve"> + y_3_1 + y_3_11 + [ y_3_</w:t>
-      </w:r>
-      <w:proofErr w:type="gramStart"/>
-      <w:r>
-        <w:t>14 ]</w:t>
-      </w:r>
-      <w:proofErr w:type="gramEnd"/>
-      <w:r>
-        <w:t xml:space="preserve"> + [ x_4_1 ] + k_11= 0</w:t>
+        <w:t xml:space="preserve"> + y_3_1 + y_3_11 + [ y_3_14 ] + [ x_4_1 ] + k_11= 0</w:t>
       </w:r>
     </w:p>
     <w:p>
@@ -99,15 +59,7 @@
     </w:p>
     <w:p>
       <w:r>
-        <w:t xml:space="preserve"> + [ y_3_</w:t>
-      </w:r>
-      <w:proofErr w:type="gramStart"/>
-      <w:r>
-        <w:t>2 ]</w:t>
-      </w:r>
-      <w:proofErr w:type="gramEnd"/>
-      <w:r>
-        <w:t xml:space="preserve"> + x_4_6 + k_9= 0</w:t>
+        <w:t xml:space="preserve"> + [ y_3_2 ] + x_4_6 + k_9= 0</w:t>
       </w:r>
     </w:p>
     <w:p>
@@ -147,15 +99,7 @@
     </w:p>
     <w:p>
       <w:r>
-        <w:t xml:space="preserve"> + y_4_4 + [ y_4_</w:t>
-      </w:r>
-      <w:proofErr w:type="gramStart"/>
-      <w:r>
-        <w:t>11 ]</w:t>
-      </w:r>
-      <w:proofErr w:type="gramEnd"/>
-      <w:r>
-        <w:t xml:space="preserve"> + x_5_9 + k_0= 0</w:t>
+        <w:t xml:space="preserve"> + y_4_4 + [ y_4_11 ] + x_5_9 + k_0= 0</w:t>
       </w:r>
     </w:p>
     <w:p>
@@ -205,15 +149,7 @@
     </w:p>
     <w:p>
       <w:r>
-        <w:t xml:space="preserve"> + [ y_5_</w:t>
-      </w:r>
-      <w:proofErr w:type="gramStart"/>
-      <w:r>
-        <w:t>5 ]</w:t>
-      </w:r>
-      <w:proofErr w:type="gramEnd"/>
-      <w:r>
-        <w:t xml:space="preserve"> + y_5_8 + x_6_10 + k_10= 0</w:t>
+        <w:t xml:space="preserve"> + [ y_5_5 ] + y_5_8 + x_6_10 + k_10= 0</w:t>
       </w:r>
     </w:p>
     <w:p>
@@ -243,15 +179,7 @@
     </w:p>
     <w:p>
       <w:r>
-        <w:t xml:space="preserve"> + y_6_3 + [ y_6_</w:t>
-      </w:r>
-      <w:proofErr w:type="gramStart"/>
-      <w:r>
-        <w:t>9 ]</w:t>
-      </w:r>
-      <w:proofErr w:type="gramEnd"/>
-      <w:r>
-        <w:t xml:space="preserve"> + y_6_12 + [ x_7_3 ] + k_4= 0</w:t>
+        <w:t xml:space="preserve"> + y_6_3 + [ y_6_9 ] + y_6_12 + [ x_7_3 ] + k_4= 0</w:t>
       </w:r>
     </w:p>
     <w:p>
@@ -261,15 +189,7 @@
     </w:p>
     <w:p>
       <w:r>
-        <w:t xml:space="preserve"> + y_6_3 + [ y_6_</w:t>
-      </w:r>
-      <w:proofErr w:type="gramStart"/>
-      <w:r>
-        <w:t>9 ]</w:t>
-      </w:r>
-      <w:proofErr w:type="gramEnd"/>
-      <w:r>
-        <w:t xml:space="preserve"> + [ x_7_15 ] + k_4= 0</w:t>
+        <w:t xml:space="preserve"> + y_6_3 + [ y_6_9 ] + [ x_7_15 ] + k_4= 0</w:t>
       </w:r>
     </w:p>
     <w:p>
@@ -279,15 +199,7 @@
     </w:p>
     <w:p>
       <w:r>
-        <w:t xml:space="preserve"> + y_6_6 + [ y_6_</w:t>
-      </w:r>
-      <w:proofErr w:type="gramStart"/>
-      <w:r>
-        <w:t>9 ]</w:t>
-      </w:r>
-      <w:proofErr w:type="gramEnd"/>
-      <w:r>
-        <w:t xml:space="preserve"> + x_7_11 + k_0= 0</w:t>
+        <w:t xml:space="preserve"> + y_6_6 + [ y_6_9 ] + x_7_11 + k_0= 0</w:t>
       </w:r>
     </w:p>
     <w:p>
@@ -312,29 +224,12 @@
     </w:p>
     <w:p>
       <w:r>
-        <w:lastRenderedPageBreak/>
-        <w:t xml:space="preserve"> + y_8_1 + [ y_8_</w:t>
-      </w:r>
-      <w:proofErr w:type="gramStart"/>
-      <w:r>
-        <w:t>11 ]</w:t>
-      </w:r>
-      <w:proofErr w:type="gramEnd"/>
-      <w:r>
-        <w:t xml:space="preserve"> + y_8_14 + [ x_9_1 ] + k_6= 0</w:t>
-      </w:r>
-    </w:p>
-    <w:p>
-      <w:r>
-        <w:t xml:space="preserve"> + [ y_8_</w:t>
-      </w:r>
-      <w:proofErr w:type="gramStart"/>
-      <w:r>
-        <w:t>2 ]</w:t>
-      </w:r>
-      <w:proofErr w:type="gramEnd"/>
-      <w:r>
-        <w:t xml:space="preserve"> + y_8_8 + [ x_9_14 ] + k_3= 0</w:t>
+        <w:t xml:space="preserve"> + y_8_1 + [ y_8_11 ] + y_8_14 + [ x_9_1 ] + k_6= 0</w:t>
+      </w:r>
+    </w:p>
+    <w:p>
+      <w:r>
+        <w:t xml:space="preserve"> + [ y_8_2 ] + y_8_8 + [ x_9_14 ] + k_3= 0</w:t>
       </w:r>
     </w:p>
     <w:p>
@@ -534,46 +429,21 @@
     </w:p>
     <w:p>
       <w:r>
-        <w:t xml:space="preserve"> + y_0_0 + [ y_0_</w:t>
-      </w:r>
-      <w:proofErr w:type="gramStart"/>
-      <w:r>
-        <w:t>10 ]</w:t>
-      </w:r>
-      <w:proofErr w:type="gramEnd"/>
-      <w:r>
-        <w:t xml:space="preserve"> + [ y_0_13 ] + [ x_1_0 ] + k_0= 0</w:t>
-      </w:r>
-    </w:p>
-    <w:p>
-      <w:r>
-        <w:t xml:space="preserve"> + y_0_0 + [ y_0_</w:t>
-      </w:r>
-      <w:proofErr w:type="gramStart"/>
-      <w:r>
-        <w:t>10 ]</w:t>
-      </w:r>
-      <w:proofErr w:type="gramEnd"/>
-      <w:r>
-        <w:t xml:space="preserve"> + x_1_12 + k_0= 0</w:t>
-      </w:r>
-    </w:p>
-    <w:p>
-      <w:r>
-        <w:t xml:space="preserve"> + [ y_1_</w:t>
-      </w:r>
-      <w:proofErr w:type="gramStart"/>
-      <w:r>
-        <w:t>0 ]</w:t>
-      </w:r>
-      <w:proofErr w:type="gramEnd"/>
-      <w:r>
-        <w:t xml:space="preserve"> + x_2_4 + k_9= 0</w:t>
-      </w:r>
-    </w:p>
-    <w:p>
-      <w:r>
-        <w:lastRenderedPageBreak/>
+        <w:t xml:space="preserve"> + y_0_0 + [ y_0_10 ] + [ y_0_13 ] + [ x_1_0 ] + k_0= 0</w:t>
+      </w:r>
+    </w:p>
+    <w:p>
+      <w:r>
+        <w:t xml:space="preserve"> + y_0_0 + [ y_0_10 ] + x_1_12 + k_0= 0</w:t>
+      </w:r>
+    </w:p>
+    <w:p>
+      <w:r>
+        <w:t xml:space="preserve"> + [ y_1_0 ] + x_2_4 + k_9= 0</w:t>
+      </w:r>
+    </w:p>
+    <w:p>
+      <w:r>
         <w:t xml:space="preserve"> + y_1_3 + y_1_9 + y_1_12 + x_2_3 + k_13= 0</w:t>
       </w:r>
     </w:p>
@@ -594,28 +464,12 @@
     </w:p>
     <w:p>
       <w:r>
-        <w:t xml:space="preserve"> + y_2_2 + y_2_8 + y_2_15 + [ x_3_</w:t>
-      </w:r>
-      <w:proofErr w:type="gramStart"/>
-      <w:r>
-        <w:t>2 ]</w:t>
-      </w:r>
-      <w:proofErr w:type="gramEnd"/>
-      <w:r>
-        <w:t xml:space="preserve"> + k_0= 0</w:t>
-      </w:r>
-    </w:p>
-    <w:p>
-      <w:r>
-        <w:t xml:space="preserve"> + y_2_2 + y_2_8 + [ x_3_</w:t>
-      </w:r>
-      <w:proofErr w:type="gramStart"/>
-      <w:r>
-        <w:t>14 ]</w:t>
-      </w:r>
-      <w:proofErr w:type="gramEnd"/>
-      <w:r>
-        <w:t xml:space="preserve"> + k_0= 0</w:t>
+        <w:t xml:space="preserve"> + y_2_2 + y_2_8 + y_2_15 + [ x_3_2 ] + k_0= 0</w:t>
+      </w:r>
+    </w:p>
+    <w:p>
+      <w:r>
+        <w:t xml:space="preserve"> + y_2_2 + y_2_8 + [ x_3_14 ] + k_0= 0</w:t>
       </w:r>
     </w:p>
     <w:p>
@@ -640,28 +494,12 @@
     </w:p>
     <w:p>
       <w:r>
-        <w:t xml:space="preserve"> + [ y_3_</w:t>
-      </w:r>
-      <w:proofErr w:type="gramStart"/>
-      <w:r>
-        <w:t>2 ]</w:t>
-      </w:r>
-      <w:proofErr w:type="gramEnd"/>
-      <w:r>
-        <w:t xml:space="preserve"> + x_4_6 + k_9= 0</w:t>
-      </w:r>
-    </w:p>
-    <w:p>
-      <w:r>
-        <w:t xml:space="preserve"> + [ y_3_</w:t>
-      </w:r>
-      <w:proofErr w:type="gramStart"/>
-      <w:r>
-        <w:t>2 ]</w:t>
-      </w:r>
-      <w:proofErr w:type="gramEnd"/>
-      <w:r>
-        <w:t xml:space="preserve"> + y_3_8 + x_4_14 + k_9= 0</w:t>
+        <w:t xml:space="preserve"> + [ y_3_2 ] + x_4_6 + k_9= 0</w:t>
+      </w:r>
+    </w:p>
+    <w:p>
+      <w:r>
+        <w:t xml:space="preserve"> + [ y_3_2 ] + y_3_8 + x_4_14 + k_9= 0</w:t>
       </w:r>
     </w:p>
     <w:p>
@@ -691,15 +529,7 @@
     </w:p>
     <w:p>
       <w:r>
-        <w:t xml:space="preserve"> + [ y_4_</w:t>
-      </w:r>
-      <w:proofErr w:type="gramStart"/>
-      <w:r>
-        <w:t>1 ]</w:t>
-      </w:r>
-      <w:proofErr w:type="gramEnd"/>
-      <w:r>
-        <w:t xml:space="preserve"> + [ y_4_11 ] + y_4_14 + x_5_1 + k_3= 0</w:t>
+        <w:t xml:space="preserve"> + [ y_4_1 ] + [ y_4_11 ] + y_4_14 + x_5_1 + k_3= 0</w:t>
       </w:r>
     </w:p>
     <w:p>
@@ -724,15 +554,7 @@
     </w:p>
     <w:p>
       <w:r>
-        <w:t xml:space="preserve"> + y_4_4 + [ y_4_</w:t>
-      </w:r>
-      <w:proofErr w:type="gramStart"/>
-      <w:r>
-        <w:t>11 ]</w:t>
-      </w:r>
-      <w:proofErr w:type="gramEnd"/>
-      <w:r>
-        <w:t xml:space="preserve"> + x_5_9 + k_0= 0</w:t>
+        <w:t xml:space="preserve"> + y_4_4 + [ y_4_11 ] + x_5_9 + k_0= 0</w:t>
       </w:r>
     </w:p>
     <w:p>
@@ -767,15 +589,7 @@
     </w:p>
     <w:p>
       <w:r>
-        <w:t xml:space="preserve"> + y_5_4 + y_5_11 + [ x_6_</w:t>
-      </w:r>
-      <w:proofErr w:type="gramStart"/>
-      <w:r>
-        <w:t>9 ]</w:t>
-      </w:r>
-      <w:proofErr w:type="gramEnd"/>
-      <w:r>
-        <w:t xml:space="preserve"> + k_9= 0</w:t>
+        <w:t xml:space="preserve"> + y_5_4 + y_5_11 + [ x_6_9 ] + k_9= 0</w:t>
       </w:r>
     </w:p>
     <w:p>
@@ -795,15 +609,7 @@
     </w:p>
     <w:p>
       <w:r>
-        <w:t xml:space="preserve"> + y_6_3 + [ y_6_</w:t>
-      </w:r>
-      <w:proofErr w:type="gramStart"/>
-      <w:r>
-        <w:t>9 ]</w:t>
-      </w:r>
-      <w:proofErr w:type="gramEnd"/>
-      <w:r>
-        <w:t xml:space="preserve"> + y_6_12 + [ x_7_3 ] + k_4= 0</w:t>
+        <w:t xml:space="preserve"> + y_6_3 + [ y_6_9 ] + y_6_12 + [ x_7_3 ] + k_4= 0</w:t>
       </w:r>
     </w:p>
     <w:p>
@@ -823,15 +629,7 @@
     </w:p>
     <w:p>
       <w:r>
-        <w:t xml:space="preserve"> + y_7_6 + y_7_9 + [ x_8_</w:t>
-      </w:r>
-      <w:proofErr w:type="gramStart"/>
-      <w:r>
-        <w:t>11 ]</w:t>
-      </w:r>
-      <w:proofErr w:type="gramEnd"/>
-      <w:r>
-        <w:t xml:space="preserve"> + k_9= 0</w:t>
+        <w:t xml:space="preserve"> + y_7_6 + y_7_9 + [ x_8_11 ] + k_9= 0</w:t>
       </w:r>
     </w:p>
     <w:p>
@@ -841,15 +639,7 @@
     </w:p>
     <w:p>
       <w:r>
-        <w:t xml:space="preserve"> + [ y_8_</w:t>
-      </w:r>
-      <w:proofErr w:type="gramStart"/>
-      <w:r>
-        <w:t>2 ]</w:t>
-      </w:r>
-      <w:proofErr w:type="gramEnd"/>
-      <w:r>
-        <w:t xml:space="preserve"> + y_8_8 + [ x_9_14 ] + k_3= 0</w:t>
+        <w:t xml:space="preserve"> + [ y_8_2 ] + y_8_8 + [ x_9_14 ] + k_3= 0</w:t>
       </w:r>
     </w:p>
     <w:p>
@@ -874,7 +664,6 @@
     </w:p>
     <w:p>
       <w:r>
-        <w:lastRenderedPageBreak/>
         <w:t xml:space="preserve"> + x_3_5 + y_3_5= 0</w:t>
       </w:r>
     </w:p>
@@ -1035,28 +824,12 @@
     </w:p>
     <w:p>
       <w:r>
-        <w:t xml:space="preserve">the </w:t>
-      </w:r>
-      <w:proofErr w:type="gramStart"/>
-      <w:r>
-        <w:t>2 equation</w:t>
-      </w:r>
-      <w:proofErr w:type="gramEnd"/>
-      <w:r>
-        <w:t xml:space="preserve"> set is:</w:t>
-      </w:r>
-    </w:p>
-    <w:p>
-      <w:r>
-        <w:t xml:space="preserve"> + [ y_0_</w:t>
-      </w:r>
-      <w:proofErr w:type="gramStart"/>
-      <w:r>
-        <w:t>7 ]</w:t>
-      </w:r>
-      <w:proofErr w:type="gramEnd"/>
-      <w:r>
-        <w:t xml:space="preserve"> + [ y_0_10 ] + </w:t>
+        <w:t>the 2 equation set is:</w:t>
+      </w:r>
+    </w:p>
+    <w:p>
+      <w:r>
+        <w:t xml:space="preserve"> + [ y_0_7 ] + [ y_0_10 ] + </w:t>
       </w:r>
       <w:r>
         <w:rPr>
@@ -1183,42 +956,17 @@
     </w:p>
     <w:p>
       <w:r>
-        <w:lastRenderedPageBreak/>
-        <w:t xml:space="preserve"> + [ y_3_</w:t>
-      </w:r>
-      <w:proofErr w:type="gramStart"/>
-      <w:r>
-        <w:t>2 ]</w:t>
-      </w:r>
-      <w:proofErr w:type="gramEnd"/>
-      <w:r>
-        <w:t xml:space="preserve"> + y_3_8 + y_3_15 + x_4_2 + k_9= 0</w:t>
-      </w:r>
-    </w:p>
-    <w:p>
-      <w:r>
-        <w:t xml:space="preserve"> + [ y_3_</w:t>
-      </w:r>
-      <w:proofErr w:type="gramStart"/>
-      <w:r>
-        <w:t>2 ]</w:t>
-      </w:r>
-      <w:proofErr w:type="gramEnd"/>
-      <w:r>
-        <w:t xml:space="preserve"> + x_4_6 + k_9= 0</w:t>
-      </w:r>
-    </w:p>
-    <w:p>
-      <w:r>
-        <w:t xml:space="preserve"> + [ y_3_</w:t>
-      </w:r>
-      <w:proofErr w:type="gramStart"/>
-      <w:r>
-        <w:t>2 ]</w:t>
-      </w:r>
-      <w:proofErr w:type="gramEnd"/>
-      <w:r>
-        <w:t xml:space="preserve"> + y_3_8 + x_4_14 + k_9= 0</w:t>
+        <w:t xml:space="preserve"> + [ y_3_2 ] + y_3_8 + y_3_15 + x_4_2 + k_9= 0</w:t>
+      </w:r>
+    </w:p>
+    <w:p>
+      <w:r>
+        <w:t xml:space="preserve"> + [ y_3_2 ] + x_4_6 + k_9= 0</w:t>
+      </w:r>
+    </w:p>
+    <w:p>
+      <w:r>
+        <w:t xml:space="preserve"> + [ y_3_2 ] + y_3_8 + x_4_14 + k_9= 0</w:t>
       </w:r>
     </w:p>
     <w:p>
@@ -1233,15 +981,7 @@
     </w:p>
     <w:p>
       <w:r>
-        <w:t xml:space="preserve"> + [ y_3_</w:t>
-      </w:r>
-      <w:proofErr w:type="gramStart"/>
-      <w:r>
-        <w:t>6 ]</w:t>
-      </w:r>
-      <w:proofErr w:type="gramEnd"/>
-      <w:r>
-        <w:t xml:space="preserve"> + y_3_9 + [ x_4_11 ] + k_10= 0</w:t>
+        <w:t xml:space="preserve"> + [ y_3_6 ] + y_3_9 + [ x_4_11 ] + k_10= 0</w:t>
       </w:r>
     </w:p>
     <w:p>
@@ -1256,28 +996,12 @@
     </w:p>
     <w:p>
       <w:r>
-        <w:t xml:space="preserve"> + [ y_4_</w:t>
-      </w:r>
-      <w:proofErr w:type="gramStart"/>
-      <w:r>
-        <w:t>1 ]</w:t>
-      </w:r>
-      <w:proofErr w:type="gramEnd"/>
-      <w:r>
-        <w:t xml:space="preserve"> + [ y_4_11 ] + y_4_14 + x_5_1 + k_3= 0</w:t>
-      </w:r>
-    </w:p>
-    <w:p>
-      <w:r>
-        <w:t xml:space="preserve"> + [ y_4_</w:t>
-      </w:r>
-      <w:proofErr w:type="gramStart"/>
-      <w:r>
-        <w:t>1 ]</w:t>
-      </w:r>
-      <w:proofErr w:type="gramEnd"/>
-      <w:r>
-        <w:t xml:space="preserve"> + [ y_4_11 ] + x_5_13 + k_3= 0</w:t>
+        <w:t xml:space="preserve"> + [ y_4_1 ] + [ y_4_11 ] + y_4_14 + x_5_1 + k_3= 0</w:t>
+      </w:r>
+    </w:p>
+    <w:p>
+      <w:r>
+        <w:t xml:space="preserve"> + [ y_4_1 ] + [ y_4_11 ] + x_5_13 + k_3= 0</w:t>
       </w:r>
     </w:p>
     <w:p>
@@ -1297,15 +1021,7 @@
     </w:p>
     <w:p>
       <w:r>
-        <w:t xml:space="preserve"> + y_4_4 + [ y_4_</w:t>
-      </w:r>
-      <w:proofErr w:type="gramStart"/>
-      <w:r>
-        <w:t>11 ]</w:t>
-      </w:r>
-      <w:proofErr w:type="gramEnd"/>
-      <w:r>
-        <w:t xml:space="preserve"> + x_5_9 + k_0= 0</w:t>
+        <w:t xml:space="preserve"> + y_4_4 + [ y_4_11 ] + x_5_9 + k_0= 0</w:t>
       </w:r>
     </w:p>
     <w:p>
@@ -1433,15 +1149,7 @@
         <w:t>y_7_8</w:t>
       </w:r>
       <w:r>
-        <w:t xml:space="preserve"> + [ y_7_</w:t>
-      </w:r>
-      <w:proofErr w:type="gramStart"/>
-      <w:r>
-        <w:t>15 ]</w:t>
-      </w:r>
-      <w:proofErr w:type="gramEnd"/>
-      <w:r>
-        <w:t xml:space="preserve"> + [ x_8_2 ] + k_11= 0</w:t>
+        <w:t xml:space="preserve"> + [ y_7_15 ] + [ x_8_2 ] + k_11= 0</w:t>
       </w:r>
     </w:p>
     <w:p>
@@ -1455,15 +1163,7 @@
         <w:t>y_8_4</w:t>
       </w:r>
       <w:r>
-        <w:t xml:space="preserve"> + [ y_8_</w:t>
-      </w:r>
-      <w:proofErr w:type="gramStart"/>
-      <w:r>
-        <w:t>11 ]</w:t>
-      </w:r>
-      <w:proofErr w:type="gramEnd"/>
-      <w:r>
-        <w:t xml:space="preserve"> + [ x_9_9 ] + k_7= 0</w:t>
+        <w:t xml:space="preserve"> + [ y_8_11 ] + [ x_9_9 ] + k_7= 0</w:t>
       </w:r>
     </w:p>
     <w:p>
@@ -1548,7 +1248,6 @@
     </w:p>
     <w:p>
       <w:r>
-        <w:lastRenderedPageBreak/>
         <w:t xml:space="preserve"> + x_4_15 + y_4_15= 0</w:t>
       </w:r>
     </w:p>
@@ -1649,179 +1348,29 @@
     </w:p>
     <w:p>
       <w:r>
-        <w:t xml:space="preserve">the </w:t>
-      </w:r>
-      <w:proofErr w:type="gramStart"/>
-      <w:r>
-        <w:t>3 equation</w:t>
-      </w:r>
-      <w:proofErr w:type="gramEnd"/>
-      <w:r>
-        <w:t xml:space="preserve"> set is:</w:t>
-      </w:r>
-    </w:p>
-    <w:p>
-      <w:r>
-        <w:t xml:space="preserve"> + [ y_4_</w:t>
-      </w:r>
-      <w:proofErr w:type="gramStart"/>
-      <w:r>
-        <w:t>1 ]</w:t>
-      </w:r>
-      <w:proofErr w:type="gramEnd"/>
-      <w:r>
-        <w:t xml:space="preserve"> + [ x_5_5 ] + k_3= 0</w:t>
-      </w:r>
-    </w:p>
-    <w:p>
-      <w:r>
-        <w:t xml:space="preserve">the </w:t>
-      </w:r>
-      <w:proofErr w:type="gramStart"/>
-      <w:r>
-        <w:t>4 equation</w:t>
-      </w:r>
-      <w:proofErr w:type="gramEnd"/>
-      <w:r>
-        <w:t xml:space="preserve"> set is:</w:t>
-      </w:r>
-    </w:p>
-    <w:p>
-      <w:r>
-        <w:t xml:space="preserve"> + [ y_8_</w:t>
-      </w:r>
-      <w:proofErr w:type="gramStart"/>
-      <w:r>
-        <w:t>2 ]</w:t>
-      </w:r>
-      <w:proofErr w:type="gramEnd"/>
-      <w:r>
-        <w:t xml:space="preserve"> + [ x_9_6 ] + k_3= 0</w:t>
+        <w:t>the 3 equation set is:</w:t>
+      </w:r>
+    </w:p>
+    <w:p>
+      <w:r>
+        <w:t xml:space="preserve"> + [ y_4_1 ] + [ x_5_5 ] + k_3= 0</w:t>
+      </w:r>
+    </w:p>
+    <w:p>
+      <w:r>
+        <w:t>the 4 equation set is:</w:t>
+      </w:r>
+    </w:p>
+    <w:p>
+      <w:r>
+        <w:t xml:space="preserve"> + [ y_8_2 ] + [ x_9_6 ] + k_3= 0</w:t>
       </w:r>
     </w:p>
     <w:p/>
     <w:p/>
-    <w:p/>
     <w:p>
       <w:pPr>
-        <w:pStyle w:val="a7"/>
-        <w:numPr>
-          <w:ilvl w:val="0"/>
-          <w:numId w:val="1"/>
-        </w:numPr>
-        <w:ind w:firstLineChars="0"/>
-      </w:pPr>
-      <w:r>
-        <w:rPr>
-          <w:rFonts w:hint="eastAsia"/>
-        </w:rPr>
-        <w:t xml:space="preserve">快，大概率已经有人做和我们一样的东西， Gaussian </w:t>
-      </w:r>
-      <w:r>
-        <w:t>Elimination</w:t>
-      </w:r>
-      <w:r>
-        <w:rPr>
-          <w:rFonts w:hint="eastAsia"/>
-        </w:rPr>
-        <w:t>，我们一定要尽快发表</w:t>
-      </w:r>
-    </w:p>
-    <w:p>
-      <w:pPr>
-        <w:pStyle w:val="a7"/>
-        <w:numPr>
-          <w:ilvl w:val="0"/>
-          <w:numId w:val="1"/>
-        </w:numPr>
-        <w:ind w:firstLineChars="0"/>
-      </w:pPr>
-      <w:r>
-        <w:rPr>
-          <w:rFonts w:hint="eastAsia"/>
-        </w:rPr>
-        <w:t>工作量不够</w:t>
-      </w:r>
-    </w:p>
-    <w:p>
-      <w:pPr>
-        <w:pStyle w:val="a7"/>
-        <w:numPr>
-          <w:ilvl w:val="0"/>
-          <w:numId w:val="1"/>
-        </w:numPr>
-        <w:ind w:firstLineChars="0"/>
-      </w:pPr>
-      <w:r>
-        <w:t>I</w:t>
-      </w:r>
-      <w:r>
-        <w:rPr>
-          <w:rFonts w:hint="eastAsia"/>
-        </w:rPr>
-        <w:t>dea站住，后面不用慌张，安下心来会更好</w:t>
-      </w:r>
-    </w:p>
-    <w:p>
-      <w:pPr>
-        <w:pStyle w:val="a7"/>
-        <w:numPr>
-          <w:ilvl w:val="0"/>
-          <w:numId w:val="1"/>
-        </w:numPr>
-        <w:ind w:firstLineChars="0"/>
-      </w:pPr>
-      <w:r>
-        <w:t>P</w:t>
-      </w:r>
-      <w:r>
-        <w:rPr>
-          <w:rFonts w:hint="eastAsia"/>
-        </w:rPr>
-        <w:t>roject很可能无法结项，最后</w:t>
-      </w:r>
-      <w:proofErr w:type="gramStart"/>
-      <w:r>
-        <w:rPr>
-          <w:rFonts w:hint="eastAsia"/>
-        </w:rPr>
-        <w:t>我也毕不了</w:t>
-      </w:r>
-      <w:proofErr w:type="gramEnd"/>
-      <w:r>
-        <w:rPr>
-          <w:rFonts w:hint="eastAsia"/>
-        </w:rPr>
-        <w:t>业，后面工作也会受影响</w:t>
-      </w:r>
-    </w:p>
-    <w:p>
-      <w:pPr>
-        <w:pStyle w:val="a7"/>
-        <w:numPr>
-          <w:ilvl w:val="0"/>
-          <w:numId w:val="1"/>
-        </w:numPr>
-        <w:ind w:firstLineChars="0"/>
-      </w:pPr>
-      <w:r>
-        <w:rPr>
-          <w:rFonts w:hint="eastAsia"/>
-        </w:rPr>
-        <w:t>后面做更好的idea比如key recovery</w:t>
-      </w:r>
-      <w:proofErr w:type="gramStart"/>
-      <w:r>
-        <w:rPr>
-          <w:rFonts w:hint="eastAsia"/>
-        </w:rPr>
-        <w:t>发亚密</w:t>
-      </w:r>
-      <w:proofErr w:type="gramEnd"/>
-    </w:p>
-    <w:p>
-      <w:pPr>
-        <w:pStyle w:val="a7"/>
+        <w:pStyle w:val="8"/>
         <w:numPr>
           <w:ilvl w:val="0"/>
           <w:numId w:val="1"/>
@@ -1831,62 +1380,26 @@
           <w:rFonts w:hint="eastAsia"/>
         </w:rPr>
       </w:pPr>
+      <w:bookmarkStart w:id="0" w:name="_GoBack"/>
+      <w:bookmarkEnd w:id="0"/>
     </w:p>
     <w:sectPr>
       <w:pgSz w:w="11906" w:h="16838"/>
       <w:pgMar w:top="1440" w:right="1800" w:bottom="1440" w:left="1800" w:header="851" w:footer="992" w:gutter="0"/>
-      <w:cols w:space="425"/>
-      <w:docGrid w:type="lines" w:linePitch="312"/>
+      <w:cols w:space="425" w:num="1"/>
+      <w:docGrid w:type="lines" w:linePitch="312" w:charSpace="0"/>
     </w:sectPr>
   </w:body>
 </w:document>
 </file>
 
-<file path=word/endnotes.xml><?xml version="1.0" encoding="utf-8"?>
-<w:endnotes xmlns:wpc="http://schemas.microsoft.com/office/word/2010/wordprocessingCanvas" xmlns:cx="http://schemas.microsoft.com/office/drawing/2014/chartex" xmlns:cx1="http://schemas.microsoft.com/office/drawing/2015/9/8/chartex" xmlns:cx2="http://schemas.microsoft.com/office/drawing/2015/10/21/chartex" xmlns:cx3="http://schemas.microsoft.com/office/drawing/2016/5/9/chartex" xmlns:cx4="http://schemas.microsoft.com/office/drawing/2016/5/10/chartex" xmlns:cx5="http://schemas.microsoft.com/office/drawing/2016/5/11/chartex" xmlns:cx6="http://schemas.microsoft.com/office/drawing/2016/5/12/chartex" xmlns:cx7="http://schemas.microsoft.com/office/drawing/2016/5/13/chartex" xmlns:cx8="http://schemas.microsoft.com/office/drawing/2016/5/14/chartex" xmlns:mc="http://schemas.openxmlformats.org/markup-compatibility/2006" xmlns:aink="http://schemas.microsoft.com/office/drawing/2016/ink" xmlns:am3d="http://schemas.microsoft.com/office/drawing/2017/model3d" xmlns:o="urn:schemas-microsoft-com:office:office" xmlns:oel="http://schemas.microsoft.com/office/2019/extlst" xmlns:r="http://schemas.openxmlformats.org/officeDocument/2006/relationships" xmlns:m="http://schemas.openxmlformats.org/officeDocument/2006/math" xmlns:v="urn:schemas-microsoft-com:vml" xmlns:wp14="http://schemas.microsoft.com/office/word/2010/wordprocessingDrawing" xmlns:wp="http://schemas.openxmlformats.org/drawingml/2006/wordprocessingDrawing" xmlns:w10="urn:schemas-microsoft-com:office:word" xmlns:w="http://schemas.openxmlformats.org/wordprocessingml/2006/main" xmlns:w14="http://schemas.microsoft.com/office/word/2010/wordml" xmlns:w15="http://schemas.microsoft.com/office/word/2012/wordml" xmlns:w16cex="http://schemas.microsoft.com/office/word/2018/wordml/cex" xmlns:w16cid="http://schemas.microsoft.com/office/word/2016/wordml/cid" xmlns:w16="http://schemas.microsoft.com/office/word/2018/wordml" xmlns:w16du="http://schemas.microsoft.com/office/word/2023/wordml/word16du" xmlns:w16sdtdh="http://schemas.microsoft.com/office/word/2020/wordml/sdtdatahash" xmlns:w16sdtfl="http://schemas.microsoft.com/office/word/2024/wordml/sdtformatlock" xmlns:w16se="http://schemas.microsoft.com/office/word/2015/wordml/symex" xmlns:wpg="http://schemas.microsoft.com/office/word/2010/wordprocessingGroup" xmlns:wpi="http://schemas.microsoft.com/office/word/2010/wordprocessingInk" xmlns:wne="http://schemas.microsoft.com/office/word/2006/wordml" xmlns:wps="http://schemas.microsoft.com/office/word/2010/wordprocessingShape" mc:Ignorable="w14 w15 w16se w16cid w16 w16cex w16sdtdh w16sdtfl w16du wp14">
-  <w:endnote w:type="separator" w:id="-1">
-    <w:p>
-      <w:r>
-        <w:separator/>
-      </w:r>
-    </w:p>
-  </w:endnote>
-  <w:endnote w:type="continuationSeparator" w:id="0">
-    <w:p>
-      <w:r>
-        <w:continuationSeparator/>
-      </w:r>
-    </w:p>
-  </w:endnote>
-</w:endnotes>
-</file>
-
-<file path=word/footnotes.xml><?xml version="1.0" encoding="utf-8"?>
-<w:footnotes xmlns:wpc="http://schemas.microsoft.com/office/word/2010/wordprocessingCanvas" xmlns:cx="http://schemas.microsoft.com/office/drawing/2014/chartex" xmlns:cx1="http://schemas.microsoft.com/office/drawing/2015/9/8/chartex" xmlns:cx2="http://schemas.microsoft.com/office/drawing/2015/10/21/chartex" xmlns:cx3="http://schemas.microsoft.com/office/drawing/2016/5/9/chartex" xmlns:cx4="http://schemas.microsoft.com/office/drawing/2016/5/10/chartex" xmlns:cx5="http://schemas.microsoft.com/office/drawing/2016/5/11/chartex" xmlns:cx6="http://schemas.microsoft.com/office/drawing/2016/5/12/chartex" xmlns:cx7="http://schemas.microsoft.com/office/drawing/2016/5/13/chartex" xmlns:cx8="http://schemas.microsoft.com/office/drawing/2016/5/14/chartex" xmlns:mc="http://schemas.openxmlformats.org/markup-compatibility/2006" xmlns:aink="http://schemas.microsoft.com/office/drawing/2016/ink" xmlns:am3d="http://schemas.microsoft.com/office/drawing/2017/model3d" xmlns:o="urn:schemas-microsoft-com:office:office" xmlns:oel="http://schemas.microsoft.com/office/2019/extlst" xmlns:r="http://schemas.openxmlformats.org/officeDocument/2006/relationships" xmlns:m="http://schemas.openxmlformats.org/officeDocument/2006/math" xmlns:v="urn:schemas-microsoft-com:vml" xmlns:wp14="http://schemas.microsoft.com/office/word/2010/wordprocessingDrawing" xmlns:wp="http://schemas.openxmlformats.org/drawingml/2006/wordprocessingDrawing" xmlns:w10="urn:schemas-microsoft-com:office:word" xmlns:w="http://schemas.openxmlformats.org/wordprocessingml/2006/main" xmlns:w14="http://schemas.microsoft.com/office/word/2010/wordml" xmlns:w15="http://schemas.microsoft.com/office/word/2012/wordml" xmlns:w16cex="http://schemas.microsoft.com/office/word/2018/wordml/cex" xmlns:w16cid="http://schemas.microsoft.com/office/word/2016/wordml/cid" xmlns:w16="http://schemas.microsoft.com/office/word/2018/wordml" xmlns:w16du="http://schemas.microsoft.com/office/word/2023/wordml/word16du" xmlns:w16sdtdh="http://schemas.microsoft.com/office/word/2020/wordml/sdtdatahash" xmlns:w16sdtfl="http://schemas.microsoft.com/office/word/2024/wordml/sdtformatlock" xmlns:w16se="http://schemas.microsoft.com/office/word/2015/wordml/symex" xmlns:wpg="http://schemas.microsoft.com/office/word/2010/wordprocessingGroup" xmlns:wpi="http://schemas.microsoft.com/office/word/2010/wordprocessingInk" xmlns:wne="http://schemas.microsoft.com/office/word/2006/wordml" xmlns:wps="http://schemas.microsoft.com/office/word/2010/wordprocessingShape" mc:Ignorable="w14 w15 w16se w16cid w16 w16cex w16sdtdh w16sdtfl w16du wp14">
-  <w:footnote w:type="separator" w:id="-1">
-    <w:p>
-      <w:r>
-        <w:separator/>
-      </w:r>
-    </w:p>
-  </w:footnote>
-  <w:footnote w:type="continuationSeparator" w:id="0">
-    <w:p>
-      <w:r>
-        <w:continuationSeparator/>
-      </w:r>
-    </w:p>
-  </w:footnote>
-</w:footnotes>
-</file>
-
 <file path=word/numbering.xml><?xml version="1.0" encoding="utf-8"?>
-<w:numbering xmlns:wpc="http://schemas.microsoft.com/office/word/2010/wordprocessingCanvas" xmlns:cx="http://schemas.microsoft.com/office/drawing/2014/chartex" xmlns:cx1="http://schemas.microsoft.com/office/drawing/2015/9/8/chartex" xmlns:cx2="http://schemas.microsoft.com/office/drawing/2015/10/21/chartex" xmlns:cx3="http://schemas.microsoft.com/office/drawing/2016/5/9/chartex" xmlns:cx4="http://schemas.microsoft.com/office/drawing/2016/5/10/chartex" xmlns:cx5="http://schemas.microsoft.com/office/drawing/2016/5/11/chartex" xmlns:cx6="http://schemas.microsoft.com/office/drawing/2016/5/12/chartex" xmlns:cx7="http://schemas.microsoft.com/office/drawing/2016/5/13/chartex" xmlns:cx8="http://schemas.microsoft.com/office/drawing/2016/5/14/chartex" xmlns:mc="http://schemas.openxmlformats.org/markup-compatibility/2006" xmlns:aink="http://schemas.microsoft.com/office/drawing/2016/ink" xmlns:am3d="http://schemas.microsoft.com/office/drawing/2017/model3d" xmlns:o="urn:schemas-microsoft-com:office:office" xmlns:oel="http://schemas.microsoft.com/office/2019/extlst" xmlns:r="http://schemas.openxmlformats.org/officeDocument/2006/relationships" xmlns:m="http://schemas.openxmlformats.org/officeDocument/2006/math" xmlns:v="urn:schemas-microsoft-com:vml" xmlns:wp14="http://schemas.microsoft.com/office/word/2010/wordprocessingDrawing" xmlns:wp="http://schemas.openxmlformats.org/drawingml/2006/wordprocessingDrawing" xmlns:w10="urn:schemas-microsoft-com:office:word" xmlns:w="http://schemas.openxmlformats.org/wordprocessingml/2006/main" xmlns:w14="http://schemas.microsoft.com/office/word/2010/wordml" xmlns:w15="http://schemas.microsoft.com/office/word/2012/wordml" xmlns:w16cex="http://schemas.microsoft.com/office/word/2018/wordml/cex" xmlns:w16cid="http://schemas.microsoft.com/office/word/2016/wordml/cid" xmlns:w16="http://schemas.microsoft.com/office/word/2018/wordml" xmlns:w16du="http://schemas.microsoft.com/office/word/2023/wordml/word16du" xmlns:w16sdtdh="http://schemas.microsoft.com/office/word/2020/wordml/sdtdatahash" xmlns:w16sdtfl="http://schemas.microsoft.com/office/word/2024/wordml/sdtformatlock" xmlns:w16se="http://schemas.microsoft.com/office/word/2015/wordml/symex" xmlns:wpg="http://schemas.microsoft.com/office/word/2010/wordprocessingGroup" xmlns:wpi="http://schemas.microsoft.com/office/word/2010/wordprocessingInk" xmlns:wne="http://schemas.microsoft.com/office/word/2006/wordml" xmlns:wps="http://schemas.microsoft.com/office/word/2010/wordprocessingShape" mc:Ignorable="w14 w15 w16se w16cid w16 w16cex w16sdtdh w16sdtfl w16du wp14">
-  <w:abstractNum w:abstractNumId="0" w15:restartNumberingAfterBreak="0">
+<w:numbering xmlns:wpc="http://schemas.microsoft.com/office/word/2010/wordprocessingCanvas" xmlns:mc="http://schemas.openxmlformats.org/markup-compatibility/2006" xmlns:o="urn:schemas-microsoft-com:office:office" xmlns:r="http://schemas.openxmlformats.org/officeDocument/2006/relationships" xmlns:m="http://schemas.openxmlformats.org/officeDocument/2006/math" xmlns:v="urn:schemas-microsoft-com:vml" xmlns:wp14="http://schemas.microsoft.com/office/word/2010/wordprocessingDrawing" xmlns:wp="http://schemas.openxmlformats.org/drawingml/2006/wordprocessingDrawing" xmlns:w10="urn:schemas-microsoft-com:office:word" xmlns:w="http://schemas.openxmlformats.org/wordprocessingml/2006/main" xmlns:w14="http://schemas.microsoft.com/office/word/2010/wordml" xmlns:wpg="http://schemas.microsoft.com/office/word/2010/wordprocessingGroup" xmlns:wpi="http://schemas.microsoft.com/office/word/2010/wordprocessingInk" xmlns:wne="http://schemas.microsoft.com/office/word/2006/wordml" xmlns:wps="http://schemas.microsoft.com/office/word/2010/wordprocessingShape" xmlns:wpsCustomData="http://www.wps.cn/officeDocument/2013/wpsCustomData" mc:Ignorable="w14 wp14">
+  <w:abstractNum w:abstractNumId="0">
     <w:nsid w:val="008E0358"/>
-    <w:multiLevelType w:val="hybridMultilevel"/>
-    <w:tmpl w:val="F0906B30"/>
-    <w:lvl w:ilvl="0" w:tplc="BAEC7076">
+    <w:multiLevelType w:val="multilevel"/>
+    <w:tmpl w:val="008E0358"/>
+    <w:lvl w:ilvl="0" w:tentative="0">
       <w:start w:val="1"/>
       <w:numFmt w:val="decimal"/>
       <w:lvlText w:val="%1."/>
@@ -1898,7 +1411,7 @@
         <w:rFonts w:hint="default"/>
       </w:rPr>
     </w:lvl>
-    <w:lvl w:ilvl="1" w:tplc="04090019" w:tentative="1">
+    <w:lvl w:ilvl="1" w:tentative="0">
       <w:start w:val="1"/>
       <w:numFmt w:val="lowerLetter"/>
       <w:lvlText w:val="%2)"/>
@@ -1907,7 +1420,7 @@
         <w:ind w:left="880" w:hanging="440"/>
       </w:pPr>
     </w:lvl>
-    <w:lvl w:ilvl="2" w:tplc="0409001B" w:tentative="1">
+    <w:lvl w:ilvl="2" w:tentative="0">
       <w:start w:val="1"/>
       <w:numFmt w:val="lowerRoman"/>
       <w:lvlText w:val="%3."/>
@@ -1916,7 +1429,7 @@
         <w:ind w:left="1320" w:hanging="440"/>
       </w:pPr>
     </w:lvl>
-    <w:lvl w:ilvl="3" w:tplc="0409000F" w:tentative="1">
+    <w:lvl w:ilvl="3" w:tentative="0">
       <w:start w:val="1"/>
       <w:numFmt w:val="decimal"/>
       <w:lvlText w:val="%4."/>
@@ -1925,7 +1438,7 @@
         <w:ind w:left="1760" w:hanging="440"/>
       </w:pPr>
     </w:lvl>
-    <w:lvl w:ilvl="4" w:tplc="04090019" w:tentative="1">
+    <w:lvl w:ilvl="4" w:tentative="0">
       <w:start w:val="1"/>
       <w:numFmt w:val="lowerLetter"/>
       <w:lvlText w:val="%5)"/>
@@ -1934,7 +1447,7 @@
         <w:ind w:left="2200" w:hanging="440"/>
       </w:pPr>
     </w:lvl>
-    <w:lvl w:ilvl="5" w:tplc="0409001B" w:tentative="1">
+    <w:lvl w:ilvl="5" w:tentative="0">
       <w:start w:val="1"/>
       <w:numFmt w:val="lowerRoman"/>
       <w:lvlText w:val="%6."/>
@@ -1943,7 +1456,7 @@
         <w:ind w:left="2640" w:hanging="440"/>
       </w:pPr>
     </w:lvl>
-    <w:lvl w:ilvl="6" w:tplc="0409000F" w:tentative="1">
+    <w:lvl w:ilvl="6" w:tentative="0">
       <w:start w:val="1"/>
       <w:numFmt w:val="decimal"/>
       <w:lvlText w:val="%7."/>
@@ -1952,7 +1465,7 @@
         <w:ind w:left="3080" w:hanging="440"/>
       </w:pPr>
     </w:lvl>
-    <w:lvl w:ilvl="7" w:tplc="04090019" w:tentative="1">
+    <w:lvl w:ilvl="7" w:tentative="0">
       <w:start w:val="1"/>
       <w:numFmt w:val="lowerLetter"/>
       <w:lvlText w:val="%8)"/>
@@ -1961,7 +1474,7 @@
         <w:ind w:left="3520" w:hanging="440"/>
       </w:pPr>
     </w:lvl>
-    <w:lvl w:ilvl="8" w:tplc="0409001B" w:tentative="1">
+    <w:lvl w:ilvl="8" w:tentative="0">
       <w:start w:val="1"/>
       <w:numFmt w:val="lowerRoman"/>
       <w:lvlText w:val="%9."/>
@@ -1971,425 +1484,301 @@
       </w:pPr>
     </w:lvl>
   </w:abstractNum>
-  <w:num w:numId="1" w16cid:durableId="1478106182">
+  <w:num w:numId="1">
     <w:abstractNumId w:val="0"/>
   </w:num>
 </w:numbering>
 </file>
 
 <file path=word/styles.xml><?xml version="1.0" encoding="utf-8"?>
-<w:styles xmlns:mc="http://schemas.openxmlformats.org/markup-compatibility/2006" xmlns:r="http://schemas.openxmlformats.org/officeDocument/2006/relationships" xmlns:w="http://schemas.openxmlformats.org/wordprocessingml/2006/main" xmlns:w14="http://schemas.microsoft.com/office/word/2010/wordml" xmlns:w15="http://schemas.microsoft.com/office/word/2012/wordml" xmlns:w16cex="http://schemas.microsoft.com/office/word/2018/wordml/cex" xmlns:w16cid="http://schemas.microsoft.com/office/word/2016/wordml/cid" xmlns:w16="http://schemas.microsoft.com/office/word/2018/wordml" xmlns:w16du="http://schemas.microsoft.com/office/word/2023/wordml/word16du" xmlns:w16sdtdh="http://schemas.microsoft.com/office/word/2020/wordml/sdtdatahash" xmlns:w16sdtfl="http://schemas.microsoft.com/office/word/2024/wordml/sdtformatlock" xmlns:w16se="http://schemas.microsoft.com/office/word/2015/wordml/symex" mc:Ignorable="w14 w15 w16se w16cid w16 w16cex w16sdtdh w16sdtfl w16du">
+<w:styles xmlns:mc="http://schemas.openxmlformats.org/markup-compatibility/2006" xmlns:o="urn:schemas-microsoft-com:office:office" xmlns:r="http://schemas.openxmlformats.org/officeDocument/2006/relationships" xmlns:m="http://schemas.openxmlformats.org/officeDocument/2006/math" xmlns:v="urn:schemas-microsoft-com:vml" xmlns:w="http://schemas.openxmlformats.org/wordprocessingml/2006/main" xmlns:w14="http://schemas.microsoft.com/office/word/2010/wordml" xmlns:w10="urn:schemas-microsoft-com:office:word" xmlns:sl="http://schemas.openxmlformats.org/schemaLibrary/2006/main" xmlns:wpsCustomData="http://www.wps.cn/officeDocument/2013/wpsCustomData" mc:Ignorable="w14">
   <w:docDefaults>
     <w:rPrDefault>
       <w:rPr>
-        <w:rFonts w:asciiTheme="minorHAnsi" w:eastAsiaTheme="minorEastAsia" w:hAnsiTheme="minorHAnsi" w:cstheme="minorBidi"/>
-        <w:kern w:val="2"/>
-        <w:sz w:val="21"/>
-        <w:szCs w:val="22"/>
-        <w:lang w:val="en-US" w:eastAsia="zh-CN" w:bidi="ar-SA"/>
+        <w:rFonts w:asciiTheme="minorHAnsi" w:hAnsiTheme="minorHAnsi" w:eastAsiaTheme="minorEastAsia" w:cstheme="minorBidi"/>
       </w:rPr>
     </w:rPrDefault>
     <w:pPrDefault/>
   </w:docDefaults>
-  <w:latentStyles w:defLockedState="0" w:defUIPriority="99" w:defSemiHidden="0" w:defUnhideWhenUsed="0" w:defQFormat="0" w:count="376">
-    <w:lsdException w:name="Normal" w:uiPriority="0" w:qFormat="1"/>
-    <w:lsdException w:name="heading 1" w:uiPriority="9" w:qFormat="1"/>
-    <w:lsdException w:name="heading 2" w:semiHidden="1" w:uiPriority="9" w:unhideWhenUsed="1" w:qFormat="1"/>
-    <w:lsdException w:name="heading 3" w:semiHidden="1" w:uiPriority="9" w:unhideWhenUsed="1" w:qFormat="1"/>
-    <w:lsdException w:name="heading 4" w:semiHidden="1" w:uiPriority="9" w:unhideWhenUsed="1" w:qFormat="1"/>
-    <w:lsdException w:name="heading 5" w:semiHidden="1" w:uiPriority="9" w:unhideWhenUsed="1" w:qFormat="1"/>
-    <w:lsdException w:name="heading 6" w:semiHidden="1" w:uiPriority="9" w:unhideWhenUsed="1" w:qFormat="1"/>
-    <w:lsdException w:name="heading 7" w:semiHidden="1" w:uiPriority="9" w:unhideWhenUsed="1" w:qFormat="1"/>
-    <w:lsdException w:name="heading 8" w:semiHidden="1" w:uiPriority="9" w:unhideWhenUsed="1" w:qFormat="1"/>
-    <w:lsdException w:name="heading 9" w:semiHidden="1" w:uiPriority="9" w:unhideWhenUsed="1" w:qFormat="1"/>
-    <w:lsdException w:name="index 1" w:semiHidden="1" w:unhideWhenUsed="1"/>
-    <w:lsdException w:name="index 2" w:semiHidden="1" w:unhideWhenUsed="1"/>
-    <w:lsdException w:name="index 3" w:semiHidden="1" w:unhideWhenUsed="1"/>
-    <w:lsdException w:name="index 4" w:semiHidden="1" w:unhideWhenUsed="1"/>
-    <w:lsdException w:name="index 5" w:semiHidden="1" w:unhideWhenUsed="1"/>
-    <w:lsdException w:name="index 6" w:semiHidden="1" w:unhideWhenUsed="1"/>
-    <w:lsdException w:name="index 7" w:semiHidden="1" w:unhideWhenUsed="1"/>
-    <w:lsdException w:name="index 8" w:semiHidden="1" w:unhideWhenUsed="1"/>
-    <w:lsdException w:name="index 9" w:semiHidden="1" w:unhideWhenUsed="1"/>
-    <w:lsdException w:name="toc 1" w:semiHidden="1" w:uiPriority="39" w:unhideWhenUsed="1"/>
-    <w:lsdException w:name="toc 2" w:semiHidden="1" w:uiPriority="39" w:unhideWhenUsed="1"/>
-    <w:lsdException w:name="toc 3" w:semiHidden="1" w:uiPriority="39" w:unhideWhenUsed="1"/>
-    <w:lsdException w:name="toc 4" w:semiHidden="1" w:uiPriority="39" w:unhideWhenUsed="1"/>
-    <w:lsdException w:name="toc 5" w:semiHidden="1" w:uiPriority="39" w:unhideWhenUsed="1"/>
-    <w:lsdException w:name="toc 6" w:semiHidden="1" w:uiPriority="39" w:unhideWhenUsed="1"/>
-    <w:lsdException w:name="toc 7" w:semiHidden="1" w:uiPriority="39" w:unhideWhenUsed="1"/>
-    <w:lsdException w:name="toc 8" w:semiHidden="1" w:uiPriority="39" w:unhideWhenUsed="1"/>
-    <w:lsdException w:name="toc 9" w:semiHidden="1" w:uiPriority="39" w:unhideWhenUsed="1"/>
-    <w:lsdException w:name="Normal Indent" w:semiHidden="1" w:unhideWhenUsed="1"/>
-    <w:lsdException w:name="footnote text" w:semiHidden="1" w:unhideWhenUsed="1"/>
-    <w:lsdException w:name="annotation text" w:semiHidden="1" w:unhideWhenUsed="1"/>
-    <w:lsdException w:name="header" w:semiHidden="1" w:unhideWhenUsed="1"/>
-    <w:lsdException w:name="footer" w:semiHidden="1" w:unhideWhenUsed="1"/>
-    <w:lsdException w:name="index heading" w:semiHidden="1" w:unhideWhenUsed="1"/>
-    <w:lsdException w:name="caption" w:semiHidden="1" w:uiPriority="35" w:unhideWhenUsed="1" w:qFormat="1"/>
-    <w:lsdException w:name="table of figures" w:semiHidden="1" w:unhideWhenUsed="1"/>
-    <w:lsdException w:name="envelope address" w:semiHidden="1" w:unhideWhenUsed="1"/>
-    <w:lsdException w:name="envelope return" w:semiHidden="1" w:unhideWhenUsed="1"/>
-    <w:lsdException w:name="footnote reference" w:semiHidden="1" w:unhideWhenUsed="1"/>
-    <w:lsdException w:name="annotation reference" w:semiHidden="1" w:unhideWhenUsed="1"/>
-    <w:lsdException w:name="line number" w:semiHidden="1" w:unhideWhenUsed="1"/>
-    <w:lsdException w:name="page number" w:semiHidden="1" w:unhideWhenUsed="1"/>
-    <w:lsdException w:name="endnote reference" w:semiHidden="1" w:unhideWhenUsed="1"/>
-    <w:lsdException w:name="endnote text" w:semiHidden="1" w:unhideWhenUsed="1"/>
-    <w:lsdException w:name="table of authorities" w:semiHidden="1" w:unhideWhenUsed="1"/>
-    <w:lsdException w:name="macro" w:semiHidden="1" w:unhideWhenUsed="1"/>
-    <w:lsdException w:name="toa heading" w:semiHidden="1" w:unhideWhenUsed="1"/>
-    <w:lsdException w:name="List" w:semiHidden="1" w:unhideWhenUsed="1"/>
-    <w:lsdException w:name="List Bullet" w:semiHidden="1" w:unhideWhenUsed="1"/>
-    <w:lsdException w:name="List Number" w:semiHidden="1" w:unhideWhenUsed="1"/>
-    <w:lsdException w:name="List 2" w:semiHidden="1" w:unhideWhenUsed="1"/>
-    <w:lsdException w:name="List 3" w:semiHidden="1" w:unhideWhenUsed="1"/>
-    <w:lsdException w:name="List 4" w:semiHidden="1" w:unhideWhenUsed="1"/>
-    <w:lsdException w:name="List 5" w:semiHidden="1" w:unhideWhenUsed="1"/>
-    <w:lsdException w:name="List Bullet 2" w:semiHidden="1" w:unhideWhenUsed="1"/>
-    <w:lsdException w:name="List Bullet 3" w:semiHidden="1" w:unhideWhenUsed="1"/>
-    <w:lsdException w:name="List Bullet 4" w:semiHidden="1" w:unhideWhenUsed="1"/>
-    <w:lsdException w:name="List Bullet 5" w:semiHidden="1" w:unhideWhenUsed="1"/>
-    <w:lsdException w:name="List Number 2" w:semiHidden="1" w:unhideWhenUsed="1"/>
-    <w:lsdException w:name="List Number 3" w:semiHidden="1" w:unhideWhenUsed="1"/>
-    <w:lsdException w:name="List Number 4" w:semiHidden="1" w:unhideWhenUsed="1"/>
-    <w:lsdException w:name="List Number 5" w:semiHidden="1" w:unhideWhenUsed="1"/>
-    <w:lsdException w:name="Title" w:uiPriority="10" w:qFormat="1"/>
-    <w:lsdException w:name="Closing" w:semiHidden="1" w:unhideWhenUsed="1"/>
-    <w:lsdException w:name="Signature" w:semiHidden="1" w:unhideWhenUsed="1"/>
-    <w:lsdException w:name="Default Paragraph Font" w:semiHidden="1" w:uiPriority="1" w:unhideWhenUsed="1"/>
-    <w:lsdException w:name="Body Text" w:semiHidden="1" w:unhideWhenUsed="1"/>
-    <w:lsdException w:name="Body Text Indent" w:semiHidden="1" w:unhideWhenUsed="1"/>
-    <w:lsdException w:name="List Continue" w:semiHidden="1" w:unhideWhenUsed="1"/>
-    <w:lsdException w:name="List Continue 2" w:semiHidden="1" w:unhideWhenUsed="1"/>
-    <w:lsdException w:name="List Continue 3" w:semiHidden="1" w:unhideWhenUsed="1"/>
-    <w:lsdException w:name="List Continue 4" w:semiHidden="1" w:unhideWhenUsed="1"/>
-    <w:lsdException w:name="List Continue 5" w:semiHidden="1" w:unhideWhenUsed="1"/>
-    <w:lsdException w:name="Message Header" w:semiHidden="1" w:unhideWhenUsed="1"/>
-    <w:lsdException w:name="Subtitle" w:uiPriority="11" w:qFormat="1"/>
-    <w:lsdException w:name="Salutation" w:semiHidden="1" w:unhideWhenUsed="1"/>
-    <w:lsdException w:name="Date" w:semiHidden="1" w:unhideWhenUsed="1"/>
-    <w:lsdException w:name="Body Text First Indent" w:semiHidden="1" w:unhideWhenUsed="1"/>
-    <w:lsdException w:name="Body Text First Indent 2" w:semiHidden="1" w:unhideWhenUsed="1"/>
-    <w:lsdException w:name="Note Heading" w:semiHidden="1" w:unhideWhenUsed="1"/>
-    <w:lsdException w:name="Body Text 2" w:semiHidden="1" w:unhideWhenUsed="1"/>
-    <w:lsdException w:name="Body Text 3" w:semiHidden="1" w:unhideWhenUsed="1"/>
-    <w:lsdException w:name="Body Text Indent 2" w:semiHidden="1" w:unhideWhenUsed="1"/>
-    <w:lsdException w:name="Body Text Indent 3" w:semiHidden="1" w:unhideWhenUsed="1"/>
-    <w:lsdException w:name="Block Text" w:semiHidden="1" w:unhideWhenUsed="1"/>
-    <w:lsdException w:name="Hyperlink" w:semiHidden="1" w:unhideWhenUsed="1"/>
-    <w:lsdException w:name="FollowedHyperlink" w:semiHidden="1" w:unhideWhenUsed="1"/>
-    <w:lsdException w:name="Strong" w:uiPriority="22" w:qFormat="1"/>
-    <w:lsdException w:name="Emphasis" w:uiPriority="20" w:qFormat="1"/>
-    <w:lsdException w:name="Document Map" w:semiHidden="1" w:unhideWhenUsed="1"/>
-    <w:lsdException w:name="Plain Text" w:semiHidden="1" w:unhideWhenUsed="1"/>
-    <w:lsdException w:name="E-mail Signature" w:semiHidden="1" w:unhideWhenUsed="1"/>
-    <w:lsdException w:name="HTML Top of Form" w:semiHidden="1" w:unhideWhenUsed="1"/>
-    <w:lsdException w:name="HTML Bottom of Form" w:semiHidden="1" w:unhideWhenUsed="1"/>
-    <w:lsdException w:name="Normal (Web)" w:semiHidden="1" w:unhideWhenUsed="1"/>
-    <w:lsdException w:name="HTML Acronym" w:semiHidden="1" w:unhideWhenUsed="1"/>
-    <w:lsdException w:name="HTML Address" w:semiHidden="1" w:unhideWhenUsed="1"/>
-    <w:lsdException w:name="HTML Cite" w:semiHidden="1" w:unhideWhenUsed="1"/>
-    <w:lsdException w:name="HTML Code" w:semiHidden="1" w:unhideWhenUsed="1"/>
-    <w:lsdException w:name="HTML Definition" w:semiHidden="1" w:unhideWhenUsed="1"/>
-    <w:lsdException w:name="HTML Keyboard" w:semiHidden="1" w:unhideWhenUsed="1"/>
-    <w:lsdException w:name="HTML Preformatted" w:semiHidden="1" w:unhideWhenUsed="1"/>
-    <w:lsdException w:name="HTML Sample" w:semiHidden="1" w:unhideWhenUsed="1"/>
-    <w:lsdException w:name="HTML Typewriter" w:semiHidden="1" w:unhideWhenUsed="1"/>
-    <w:lsdException w:name="HTML Variable" w:semiHidden="1" w:unhideWhenUsed="1"/>
-    <w:lsdException w:name="Normal Table" w:semiHidden="1" w:unhideWhenUsed="1"/>
-    <w:lsdException w:name="annotation subject" w:semiHidden="1" w:unhideWhenUsed="1"/>
-    <w:lsdException w:name="No List" w:semiHidden="1" w:unhideWhenUsed="1"/>
-    <w:lsdException w:name="Outline List 1" w:semiHidden="1" w:unhideWhenUsed="1"/>
-    <w:lsdException w:name="Outline List 2" w:semiHidden="1" w:unhideWhenUsed="1"/>
-    <w:lsdException w:name="Outline List 3" w:semiHidden="1" w:unhideWhenUsed="1"/>
-    <w:lsdException w:name="Table Simple 1" w:semiHidden="1" w:unhideWhenUsed="1"/>
-    <w:lsdException w:name="Table Simple 2" w:semiHidden="1" w:unhideWhenUsed="1"/>
-    <w:lsdException w:name="Table Simple 3" w:semiHidden="1" w:unhideWhenUsed="1"/>
-    <w:lsdException w:name="Table Classic 1" w:semiHidden="1" w:unhideWhenUsed="1"/>
-    <w:lsdException w:name="Table Classic 2" w:semiHidden="1" w:unhideWhenUsed="1"/>
-    <w:lsdException w:name="Table Classic 3" w:semiHidden="1" w:unhideWhenUsed="1"/>
-    <w:lsdException w:name="Table Classic 4" w:semiHidden="1" w:unhideWhenUsed="1"/>
-    <w:lsdException w:name="Table Colorful 1" w:semiHidden="1" w:unhideWhenUsed="1"/>
-    <w:lsdException w:name="Table Colorful 2" w:semiHidden="1" w:unhideWhenUsed="1"/>
-    <w:lsdException w:name="Table Colorful 3" w:semiHidden="1" w:unhideWhenUsed="1"/>
-    <w:lsdException w:name="Table Columns 1" w:semiHidden="1" w:unhideWhenUsed="1"/>
-    <w:lsdException w:name="Table Columns 2" w:semiHidden="1" w:unhideWhenUsed="1"/>
-    <w:lsdException w:name="Table Columns 3" w:semiHidden="1" w:unhideWhenUsed="1"/>
-    <w:lsdException w:name="Table Columns 4" w:semiHidden="1" w:unhideWhenUsed="1"/>
-    <w:lsdException w:name="Table Columns 5" w:semiHidden="1" w:unhideWhenUsed="1"/>
-    <w:lsdException w:name="Table Grid 1" w:semiHidden="1" w:unhideWhenUsed="1"/>
-    <w:lsdException w:name="Table Grid 2" w:semiHidden="1" w:unhideWhenUsed="1"/>
-    <w:lsdException w:name="Table Grid 3" w:semiHidden="1" w:unhideWhenUsed="1"/>
-    <w:lsdException w:name="Table Grid 4" w:semiHidden="1" w:unhideWhenUsed="1"/>
-    <w:lsdException w:name="Table Grid 5" w:semiHidden="1" w:unhideWhenUsed="1"/>
-    <w:lsdException w:name="Table Grid 6" w:semiHidden="1" w:unhideWhenUsed="1"/>
-    <w:lsdException w:name="Table Grid 7" w:semiHidden="1" w:unhideWhenUsed="1"/>
-    <w:lsdException w:name="Table Grid 8" w:semiHidden="1" w:unhideWhenUsed="1"/>
-    <w:lsdException w:name="Table List 1" w:semiHidden="1" w:unhideWhenUsed="1"/>
-    <w:lsdException w:name="Table List 2" w:semiHidden="1" w:unhideWhenUsed="1"/>
-    <w:lsdException w:name="Table List 3" w:semiHidden="1" w:unhideWhenUsed="1"/>
-    <w:lsdException w:name="Table List 4" w:semiHidden="1" w:unhideWhenUsed="1"/>
-    <w:lsdException w:name="Table List 5" w:semiHidden="1" w:unhideWhenUsed="1"/>
-    <w:lsdException w:name="Table List 6" w:semiHidden="1" w:unhideWhenUsed="1"/>
-    <w:lsdException w:name="Table List 7" w:semiHidden="1" w:unhideWhenUsed="1"/>
-    <w:lsdException w:name="Table List 8" w:semiHidden="1" w:unhideWhenUsed="1"/>
-    <w:lsdException w:name="Table 3D effects 1" w:semiHidden="1" w:unhideWhenUsed="1"/>
-    <w:lsdException w:name="Table 3D effects 2" w:semiHidden="1" w:unhideWhenUsed="1"/>
-    <w:lsdException w:name="Table 3D effects 3" w:semiHidden="1" w:unhideWhenUsed="1"/>
-    <w:lsdException w:name="Table Contemporary" w:semiHidden="1" w:unhideWhenUsed="1"/>
-    <w:lsdException w:name="Table Elegant" w:semiHidden="1" w:unhideWhenUsed="1"/>
-    <w:lsdException w:name="Table Professional" w:semiHidden="1" w:unhideWhenUsed="1"/>
-    <w:lsdException w:name="Table Subtle 1" w:semiHidden="1" w:unhideWhenUsed="1"/>
-    <w:lsdException w:name="Table Subtle 2" w:semiHidden="1" w:unhideWhenUsed="1"/>
-    <w:lsdException w:name="Table Web 1" w:semiHidden="1" w:unhideWhenUsed="1"/>
-    <w:lsdException w:name="Table Web 2" w:semiHidden="1" w:unhideWhenUsed="1"/>
-    <w:lsdException w:name="Table Web 3" w:semiHidden="1" w:unhideWhenUsed="1"/>
-    <w:lsdException w:name="Balloon Text" w:semiHidden="1" w:unhideWhenUsed="1"/>
-    <w:lsdException w:name="Table Grid" w:uiPriority="39"/>
-    <w:lsdException w:name="Table Theme" w:semiHidden="1" w:unhideWhenUsed="1"/>
-    <w:lsdException w:name="Placeholder Text" w:semiHidden="1"/>
-    <w:lsdException w:name="No Spacing" w:uiPriority="1" w:qFormat="1"/>
-    <w:lsdException w:name="Light Shading" w:uiPriority="60"/>
-    <w:lsdException w:name="Light List" w:uiPriority="61"/>
-    <w:lsdException w:name="Light Grid" w:uiPriority="62"/>
-    <w:lsdException w:name="Medium Shading 1" w:uiPriority="63"/>
-    <w:lsdException w:name="Medium Shading 2" w:uiPriority="64"/>
-    <w:lsdException w:name="Medium List 1" w:uiPriority="65"/>
-    <w:lsdException w:name="Medium List 2" w:uiPriority="66"/>
-    <w:lsdException w:name="Medium Grid 1" w:uiPriority="67"/>
-    <w:lsdException w:name="Medium Grid 2" w:uiPriority="68"/>
-    <w:lsdException w:name="Medium Grid 3" w:uiPriority="69"/>
-    <w:lsdException w:name="Dark List" w:uiPriority="70"/>
-    <w:lsdException w:name="Colorful Shading" w:uiPriority="71"/>
-    <w:lsdException w:name="Colorful List" w:uiPriority="72"/>
-    <w:lsdException w:name="Colorful Grid" w:uiPriority="73"/>
-    <w:lsdException w:name="Light Shading Accent 1" w:uiPriority="60"/>
-    <w:lsdException w:name="Light List Accent 1" w:uiPriority="61"/>
-    <w:lsdException w:name="Light Grid Accent 1" w:uiPriority="62"/>
-    <w:lsdException w:name="Medium Shading 1 Accent 1" w:uiPriority="63"/>
-    <w:lsdException w:name="Medium Shading 2 Accent 1" w:uiPriority="64"/>
-    <w:lsdException w:name="Medium List 1 Accent 1" w:uiPriority="65"/>
-    <w:lsdException w:name="Revision" w:semiHidden="1"/>
-    <w:lsdException w:name="List Paragraph" w:uiPriority="34" w:qFormat="1"/>
-    <w:lsdException w:name="Quote" w:uiPriority="29" w:qFormat="1"/>
-    <w:lsdException w:name="Intense Quote" w:uiPriority="30" w:qFormat="1"/>
-    <w:lsdException w:name="Medium List 2 Accent 1" w:uiPriority="66"/>
-    <w:lsdException w:name="Medium Grid 1 Accent 1" w:uiPriority="67"/>
-    <w:lsdException w:name="Medium Grid 2 Accent 1" w:uiPriority="68"/>
-    <w:lsdException w:name="Medium Grid 3 Accent 1" w:uiPriority="69"/>
-    <w:lsdException w:name="Dark List Accent 1" w:uiPriority="70"/>
-    <w:lsdException w:name="Colorful Shading Accent 1" w:uiPriority="71"/>
-    <w:lsdException w:name="Colorful List Accent 1" w:uiPriority="72"/>
-    <w:lsdException w:name="Colorful Grid Accent 1" w:uiPriority="73"/>
-    <w:lsdException w:name="Light Shading Accent 2" w:uiPriority="60"/>
-    <w:lsdException w:name="Light List Accent 2" w:uiPriority="61"/>
-    <w:lsdException w:name="Light Grid Accent 2" w:uiPriority="62"/>
-    <w:lsdException w:name="Medium Shading 1 Accent 2" w:uiPriority="63"/>
-    <w:lsdException w:name="Medium Shading 2 Accent 2" w:uiPriority="64"/>
-    <w:lsdException w:name="Medium List 1 Accent 2" w:uiPriority="65"/>
-    <w:lsdException w:name="Medium List 2 Accent 2" w:uiPriority="66"/>
-    <w:lsdException w:name="Medium Grid 1 Accent 2" w:uiPriority="67"/>
-    <w:lsdException w:name="Medium Grid 2 Accent 2" w:uiPriority="68"/>
-    <w:lsdException w:name="Medium Grid 3 Accent 2" w:uiPriority="69"/>
-    <w:lsdException w:name="Dark List Accent 2" w:uiPriority="70"/>
-    <w:lsdException w:name="Colorful Shading Accent 2" w:uiPriority="71"/>
-    <w:lsdException w:name="Colorful List Accent 2" w:uiPriority="72"/>
-    <w:lsdException w:name="Colorful Grid Accent 2" w:uiPriority="73"/>
-    <w:lsdException w:name="Light Shading Accent 3" w:uiPriority="60"/>
-    <w:lsdException w:name="Light List Accent 3" w:uiPriority="61"/>
-    <w:lsdException w:name="Light Grid Accent 3" w:uiPriority="62"/>
-    <w:lsdException w:name="Medium Shading 1 Accent 3" w:uiPriority="63"/>
-    <w:lsdException w:name="Medium Shading 2 Accent 3" w:uiPriority="64"/>
-    <w:lsdException w:name="Medium List 1 Accent 3" w:uiPriority="65"/>
-    <w:lsdException w:name="Medium List 2 Accent 3" w:uiPriority="66"/>
-    <w:lsdException w:name="Medium Grid 1 Accent 3" w:uiPriority="67"/>
-    <w:lsdException w:name="Medium Grid 2 Accent 3" w:uiPriority="68"/>
-    <w:lsdException w:name="Medium Grid 3 Accent 3" w:uiPriority="69"/>
-    <w:lsdException w:name="Dark List Accent 3" w:uiPriority="70"/>
-    <w:lsdException w:name="Colorful Shading Accent 3" w:uiPriority="71"/>
-    <w:lsdException w:name="Colorful List Accent 3" w:uiPriority="72"/>
-    <w:lsdException w:name="Colorful Grid Accent 3" w:uiPriority="73"/>
-    <w:lsdException w:name="Light Shading Accent 4" w:uiPriority="60"/>
-    <w:lsdException w:name="Light List Accent 4" w:uiPriority="61"/>
-    <w:lsdException w:name="Light Grid Accent 4" w:uiPriority="62"/>
-    <w:lsdException w:name="Medium Shading 1 Accent 4" w:uiPriority="63"/>
-    <w:lsdException w:name="Medium Shading 2 Accent 4" w:uiPriority="64"/>
-    <w:lsdException w:name="Medium List 1 Accent 4" w:uiPriority="65"/>
-    <w:lsdException w:name="Medium List 2 Accent 4" w:uiPriority="66"/>
-    <w:lsdException w:name="Medium Grid 1 Accent 4" w:uiPriority="67"/>
-    <w:lsdException w:name="Medium Grid 2 Accent 4" w:uiPriority="68"/>
-    <w:lsdException w:name="Medium Grid 3 Accent 4" w:uiPriority="69"/>
-    <w:lsdException w:name="Dark List Accent 4" w:uiPriority="70"/>
-    <w:lsdException w:name="Colorful Shading Accent 4" w:uiPriority="71"/>
-    <w:lsdException w:name="Colorful List Accent 4" w:uiPriority="72"/>
-    <w:lsdException w:name="Colorful Grid Accent 4" w:uiPriority="73"/>
-    <w:lsdException w:name="Light Shading Accent 5" w:uiPriority="60"/>
-    <w:lsdException w:name="Light List Accent 5" w:uiPriority="61"/>
-    <w:lsdException w:name="Light Grid Accent 5" w:uiPriority="62"/>
-    <w:lsdException w:name="Medium Shading 1 Accent 5" w:uiPriority="63"/>
-    <w:lsdException w:name="Medium Shading 2 Accent 5" w:uiPriority="64"/>
-    <w:lsdException w:name="Medium List 1 Accent 5" w:uiPriority="65"/>
-    <w:lsdException w:name="Medium List 2 Accent 5" w:uiPriority="66"/>
-    <w:lsdException w:name="Medium Grid 1 Accent 5" w:uiPriority="67"/>
-    <w:lsdException w:name="Medium Grid 2 Accent 5" w:uiPriority="68"/>
-    <w:lsdException w:name="Medium Grid 3 Accent 5" w:uiPriority="69"/>
-    <w:lsdException w:name="Dark List Accent 5" w:uiPriority="70"/>
-    <w:lsdException w:name="Colorful Shading Accent 5" w:uiPriority="71"/>
-    <w:lsdException w:name="Colorful List Accent 5" w:uiPriority="72"/>
-    <w:lsdException w:name="Colorful Grid Accent 5" w:uiPriority="73"/>
-    <w:lsdException w:name="Light Shading Accent 6" w:uiPriority="60"/>
-    <w:lsdException w:name="Light List Accent 6" w:uiPriority="61"/>
-    <w:lsdException w:name="Light Grid Accent 6" w:uiPriority="62"/>
-    <w:lsdException w:name="Medium Shading 1 Accent 6" w:uiPriority="63"/>
-    <w:lsdException w:name="Medium Shading 2 Accent 6" w:uiPriority="64"/>
-    <w:lsdException w:name="Medium List 1 Accent 6" w:uiPriority="65"/>
-    <w:lsdException w:name="Medium List 2 Accent 6" w:uiPriority="66"/>
-    <w:lsdException w:name="Medium Grid 1 Accent 6" w:uiPriority="67"/>
-    <w:lsdException w:name="Medium Grid 2 Accent 6" w:uiPriority="68"/>
-    <w:lsdException w:name="Medium Grid 3 Accent 6" w:uiPriority="69"/>
-    <w:lsdException w:name="Dark List Accent 6" w:uiPriority="70"/>
-    <w:lsdException w:name="Colorful Shading Accent 6" w:uiPriority="71"/>
-    <w:lsdException w:name="Colorful List Accent 6" w:uiPriority="72"/>
-    <w:lsdException w:name="Colorful Grid Accent 6" w:uiPriority="73"/>
-    <w:lsdException w:name="Subtle Emphasis" w:uiPriority="19" w:qFormat="1"/>
-    <w:lsdException w:name="Intense Emphasis" w:uiPriority="21" w:qFormat="1"/>
-    <w:lsdException w:name="Subtle Reference" w:uiPriority="31" w:qFormat="1"/>
-    <w:lsdException w:name="Intense Reference" w:uiPriority="32" w:qFormat="1"/>
-    <w:lsdException w:name="Book Title" w:uiPriority="33" w:qFormat="1"/>
-    <w:lsdException w:name="Bibliography" w:semiHidden="1" w:uiPriority="37" w:unhideWhenUsed="1"/>
-    <w:lsdException w:name="TOC Heading" w:semiHidden="1" w:uiPriority="39" w:unhideWhenUsed="1" w:qFormat="1"/>
-    <w:lsdException w:name="Plain Table 1" w:uiPriority="41"/>
-    <w:lsdException w:name="Plain Table 2" w:uiPriority="42"/>
-    <w:lsdException w:name="Plain Table 3" w:uiPriority="43"/>
-    <w:lsdException w:name="Plain Table 4" w:uiPriority="44"/>
-    <w:lsdException w:name="Plain Table 5" w:uiPriority="45"/>
-    <w:lsdException w:name="Grid Table Light" w:uiPriority="40"/>
-    <w:lsdException w:name="Grid Table 1 Light" w:uiPriority="46"/>
-    <w:lsdException w:name="Grid Table 2" w:uiPriority="47"/>
-    <w:lsdException w:name="Grid Table 3" w:uiPriority="48"/>
-    <w:lsdException w:name="Grid Table 4" w:uiPriority="49"/>
-    <w:lsdException w:name="Grid Table 5 Dark" w:uiPriority="50"/>
-    <w:lsdException w:name="Grid Table 6 Colorful" w:uiPriority="51"/>
-    <w:lsdException w:name="Grid Table 7 Colorful" w:uiPriority="52"/>
-    <w:lsdException w:name="Grid Table 1 Light Accent 1" w:uiPriority="46"/>
-    <w:lsdException w:name="Grid Table 2 Accent 1" w:uiPriority="47"/>
-    <w:lsdException w:name="Grid Table 3 Accent 1" w:uiPriority="48"/>
-    <w:lsdException w:name="Grid Table 4 Accent 1" w:uiPriority="49"/>
-    <w:lsdException w:name="Grid Table 5 Dark Accent 1" w:uiPriority="50"/>
-    <w:lsdException w:name="Grid Table 6 Colorful Accent 1" w:uiPriority="51"/>
-    <w:lsdException w:name="Grid Table 7 Colorful Accent 1" w:uiPriority="52"/>
-    <w:lsdException w:name="Grid Table 1 Light Accent 2" w:uiPriority="46"/>
-    <w:lsdException w:name="Grid Table 2 Accent 2" w:uiPriority="47"/>
-    <w:lsdException w:name="Grid Table 3 Accent 2" w:uiPriority="48"/>
-    <w:lsdException w:name="Grid Table 4 Accent 2" w:uiPriority="49"/>
-    <w:lsdException w:name="Grid Table 5 Dark Accent 2" w:uiPriority="50"/>
-    <w:lsdException w:name="Grid Table 6 Colorful Accent 2" w:uiPriority="51"/>
-    <w:lsdException w:name="Grid Table 7 Colorful Accent 2" w:uiPriority="52"/>
-    <w:lsdException w:name="Grid Table 1 Light Accent 3" w:uiPriority="46"/>
-    <w:lsdException w:name="Grid Table 2 Accent 3" w:uiPriority="47"/>
-    <w:lsdException w:name="Grid Table 3 Accent 3" w:uiPriority="48"/>
-    <w:lsdException w:name="Grid Table 4 Accent 3" w:uiPriority="49"/>
-    <w:lsdException w:name="Grid Table 5 Dark Accent 3" w:uiPriority="50"/>
-    <w:lsdException w:name="Grid Table 6 Colorful Accent 3" w:uiPriority="51"/>
-    <w:lsdException w:name="Grid Table 7 Colorful Accent 3" w:uiPriority="52"/>
-    <w:lsdException w:name="Grid Table 1 Light Accent 4" w:uiPriority="46"/>
-    <w:lsdException w:name="Grid Table 2 Accent 4" w:uiPriority="47"/>
-    <w:lsdException w:name="Grid Table 3 Accent 4" w:uiPriority="48"/>
-    <w:lsdException w:name="Grid Table 4 Accent 4" w:uiPriority="49"/>
-    <w:lsdException w:name="Grid Table 5 Dark Accent 4" w:uiPriority="50"/>
-    <w:lsdException w:name="Grid Table 6 Colorful Accent 4" w:uiPriority="51"/>
-    <w:lsdException w:name="Grid Table 7 Colorful Accent 4" w:uiPriority="52"/>
-    <w:lsdException w:name="Grid Table 1 Light Accent 5" w:uiPriority="46"/>
-    <w:lsdException w:name="Grid Table 2 Accent 5" w:uiPriority="47"/>
-    <w:lsdException w:name="Grid Table 3 Accent 5" w:uiPriority="48"/>
-    <w:lsdException w:name="Grid Table 4 Accent 5" w:uiPriority="49"/>
-    <w:lsdException w:name="Grid Table 5 Dark Accent 5" w:uiPriority="50"/>
-    <w:lsdException w:name="Grid Table 6 Colorful Accent 5" w:uiPriority="51"/>
-    <w:lsdException w:name="Grid Table 7 Colorful Accent 5" w:uiPriority="52"/>
-    <w:lsdException w:name="Grid Table 1 Light Accent 6" w:uiPriority="46"/>
-    <w:lsdException w:name="Grid Table 2 Accent 6" w:uiPriority="47"/>
-    <w:lsdException w:name="Grid Table 3 Accent 6" w:uiPriority="48"/>
-    <w:lsdException w:name="Grid Table 4 Accent 6" w:uiPriority="49"/>
-    <w:lsdException w:name="Grid Table 5 Dark Accent 6" w:uiPriority="50"/>
-    <w:lsdException w:name="Grid Table 6 Colorful Accent 6" w:uiPriority="51"/>
-    <w:lsdException w:name="Grid Table 7 Colorful Accent 6" w:uiPriority="52"/>
-    <w:lsdException w:name="List Table 1 Light" w:uiPriority="46"/>
-    <w:lsdException w:name="List Table 2" w:uiPriority="47"/>
-    <w:lsdException w:name="List Table 3" w:uiPriority="48"/>
-    <w:lsdException w:name="List Table 4" w:uiPriority="49"/>
-    <w:lsdException w:name="List Table 5 Dark" w:uiPriority="50"/>
-    <w:lsdException w:name="List Table 6 Colorful" w:uiPriority="51"/>
-    <w:lsdException w:name="List Table 7 Colorful" w:uiPriority="52"/>
-    <w:lsdException w:name="List Table 1 Light Accent 1" w:uiPriority="46"/>
-    <w:lsdException w:name="List Table 2 Accent 1" w:uiPriority="47"/>
-    <w:lsdException w:name="List Table 3 Accent 1" w:uiPriority="48"/>
-    <w:lsdException w:name="List Table 4 Accent 1" w:uiPriority="49"/>
-    <w:lsdException w:name="List Table 5 Dark Accent 1" w:uiPriority="50"/>
-    <w:lsdException w:name="List Table 6 Colorful Accent 1" w:uiPriority="51"/>
-    <w:lsdException w:name="List Table 7 Colorful Accent 1" w:uiPriority="52"/>
-    <w:lsdException w:name="List Table 1 Light Accent 2" w:uiPriority="46"/>
-    <w:lsdException w:name="List Table 2 Accent 2" w:uiPriority="47"/>
-    <w:lsdException w:name="List Table 3 Accent 2" w:uiPriority="48"/>
-    <w:lsdException w:name="List Table 4 Accent 2" w:uiPriority="49"/>
-    <w:lsdException w:name="List Table 5 Dark Accent 2" w:uiPriority="50"/>
-    <w:lsdException w:name="List Table 6 Colorful Accent 2" w:uiPriority="51"/>
-    <w:lsdException w:name="List Table 7 Colorful Accent 2" w:uiPriority="52"/>
-    <w:lsdException w:name="List Table 1 Light Accent 3" w:uiPriority="46"/>
-    <w:lsdException w:name="List Table 2 Accent 3" w:uiPriority="47"/>
-    <w:lsdException w:name="List Table 3 Accent 3" w:uiPriority="48"/>
-    <w:lsdException w:name="List Table 4 Accent 3" w:uiPriority="49"/>
-    <w:lsdException w:name="List Table 5 Dark Accent 3" w:uiPriority="50"/>
-    <w:lsdException w:name="List Table 6 Colorful Accent 3" w:uiPriority="51"/>
-    <w:lsdException w:name="List Table 7 Colorful Accent 3" w:uiPriority="52"/>
-    <w:lsdException w:name="List Table 1 Light Accent 4" w:uiPriority="46"/>
-    <w:lsdException w:name="List Table 2 Accent 4" w:uiPriority="47"/>
-    <w:lsdException w:name="List Table 3 Accent 4" w:uiPriority="48"/>
-    <w:lsdException w:name="List Table 4 Accent 4" w:uiPriority="49"/>
-    <w:lsdException w:name="List Table 5 Dark Accent 4" w:uiPriority="50"/>
-    <w:lsdException w:name="List Table 6 Colorful Accent 4" w:uiPriority="51"/>
-    <w:lsdException w:name="List Table 7 Colorful Accent 4" w:uiPriority="52"/>
-    <w:lsdException w:name="List Table 1 Light Accent 5" w:uiPriority="46"/>
-    <w:lsdException w:name="List Table 2 Accent 5" w:uiPriority="47"/>
-    <w:lsdException w:name="List Table 3 Accent 5" w:uiPriority="48"/>
-    <w:lsdException w:name="List Table 4 Accent 5" w:uiPriority="49"/>
-    <w:lsdException w:name="List Table 5 Dark Accent 5" w:uiPriority="50"/>
-    <w:lsdException w:name="List Table 6 Colorful Accent 5" w:uiPriority="51"/>
-    <w:lsdException w:name="List Table 7 Colorful Accent 5" w:uiPriority="52"/>
-    <w:lsdException w:name="List Table 1 Light Accent 6" w:uiPriority="46"/>
-    <w:lsdException w:name="List Table 2 Accent 6" w:uiPriority="47"/>
-    <w:lsdException w:name="List Table 3 Accent 6" w:uiPriority="48"/>
-    <w:lsdException w:name="List Table 4 Accent 6" w:uiPriority="49"/>
-    <w:lsdException w:name="List Table 5 Dark Accent 6" w:uiPriority="50"/>
-    <w:lsdException w:name="List Table 6 Colorful Accent 6" w:uiPriority="51"/>
-    <w:lsdException w:name="List Table 7 Colorful Accent 6" w:uiPriority="52"/>
-    <w:lsdException w:name="Mention" w:semiHidden="1" w:unhideWhenUsed="1"/>
-    <w:lsdException w:name="Smart Hyperlink" w:semiHidden="1" w:unhideWhenUsed="1"/>
-    <w:lsdException w:name="Hashtag" w:semiHidden="1" w:unhideWhenUsed="1"/>
-    <w:lsdException w:name="Unresolved Mention" w:semiHidden="1" w:unhideWhenUsed="1"/>
-    <w:lsdException w:name="Smart Link" w:semiHidden="1" w:unhideWhenUsed="1"/>
+  <w:latentStyles w:count="260" w:defQFormat="0" w:defUnhideWhenUsed="1" w:defSemiHidden="1" w:defUIPriority="99" w:defLockedState="0">
+    <w:lsdException w:qFormat="1" w:unhideWhenUsed="0" w:uiPriority="0" w:semiHidden="0" w:name="Normal"/>
+    <w:lsdException w:qFormat="1" w:unhideWhenUsed="0" w:uiPriority="9" w:semiHidden="0" w:name="heading 1"/>
+    <w:lsdException w:qFormat="1" w:uiPriority="9" w:name="heading 2"/>
+    <w:lsdException w:qFormat="1" w:uiPriority="9" w:name="heading 3"/>
+    <w:lsdException w:qFormat="1" w:uiPriority="9" w:name="heading 4"/>
+    <w:lsdException w:qFormat="1" w:uiPriority="9" w:name="heading 5"/>
+    <w:lsdException w:qFormat="1" w:uiPriority="9" w:name="heading 6"/>
+    <w:lsdException w:qFormat="1" w:uiPriority="9" w:name="heading 7"/>
+    <w:lsdException w:qFormat="1" w:uiPriority="9" w:name="heading 8"/>
+    <w:lsdException w:qFormat="1" w:uiPriority="9" w:name="heading 9"/>
+    <w:lsdException w:uiPriority="99" w:name="index 1"/>
+    <w:lsdException w:uiPriority="99" w:name="index 2"/>
+    <w:lsdException w:uiPriority="99" w:name="index 3"/>
+    <w:lsdException w:uiPriority="99" w:name="index 4"/>
+    <w:lsdException w:uiPriority="99" w:name="index 5"/>
+    <w:lsdException w:uiPriority="99" w:name="index 6"/>
+    <w:lsdException w:uiPriority="99" w:name="index 7"/>
+    <w:lsdException w:uiPriority="99" w:name="index 8"/>
+    <w:lsdException w:uiPriority="99" w:name="index 9"/>
+    <w:lsdException w:uiPriority="39" w:name="toc 1"/>
+    <w:lsdException w:uiPriority="39" w:name="toc 2"/>
+    <w:lsdException w:uiPriority="39" w:name="toc 3"/>
+    <w:lsdException w:uiPriority="39" w:name="toc 4"/>
+    <w:lsdException w:uiPriority="39" w:name="toc 5"/>
+    <w:lsdException w:uiPriority="39" w:name="toc 6"/>
+    <w:lsdException w:uiPriority="39" w:name="toc 7"/>
+    <w:lsdException w:uiPriority="39" w:name="toc 8"/>
+    <w:lsdException w:uiPriority="39" w:name="toc 9"/>
+    <w:lsdException w:uiPriority="99" w:name="Normal Indent"/>
+    <w:lsdException w:uiPriority="99" w:name="footnote text"/>
+    <w:lsdException w:uiPriority="99" w:name="annotation text"/>
+    <w:lsdException w:qFormat="1" w:uiPriority="99" w:semiHidden="0" w:name="header"/>
+    <w:lsdException w:uiPriority="99" w:semiHidden="0" w:name="footer"/>
+    <w:lsdException w:uiPriority="99" w:name="index heading"/>
+    <w:lsdException w:qFormat="1" w:uiPriority="35" w:name="caption"/>
+    <w:lsdException w:uiPriority="99" w:name="table of figures"/>
+    <w:lsdException w:uiPriority="99" w:name="envelope address"/>
+    <w:lsdException w:uiPriority="99" w:name="envelope return"/>
+    <w:lsdException w:uiPriority="99" w:name="footnote reference"/>
+    <w:lsdException w:uiPriority="99" w:name="annotation reference"/>
+    <w:lsdException w:uiPriority="99" w:name="line number"/>
+    <w:lsdException w:uiPriority="99" w:name="page number"/>
+    <w:lsdException w:uiPriority="99" w:name="endnote reference"/>
+    <w:lsdException w:uiPriority="99" w:name="endnote text"/>
+    <w:lsdException w:uiPriority="99" w:name="table of authorities"/>
+    <w:lsdException w:uiPriority="99" w:name="macro"/>
+    <w:lsdException w:uiPriority="99" w:name="toa heading"/>
+    <w:lsdException w:uiPriority="99" w:name="List"/>
+    <w:lsdException w:uiPriority="99" w:name="List Bullet"/>
+    <w:lsdException w:uiPriority="99" w:name="List Number"/>
+    <w:lsdException w:uiPriority="99" w:name="List 2"/>
+    <w:lsdException w:uiPriority="99" w:name="List 3"/>
+    <w:lsdException w:uiPriority="99" w:name="List 4"/>
+    <w:lsdException w:uiPriority="99" w:name="List 5"/>
+    <w:lsdException w:uiPriority="99" w:name="List Bullet 2"/>
+    <w:lsdException w:uiPriority="99" w:name="List Bullet 3"/>
+    <w:lsdException w:uiPriority="99" w:name="List Bullet 4"/>
+    <w:lsdException w:uiPriority="99" w:name="List Bullet 5"/>
+    <w:lsdException w:uiPriority="99" w:name="List Number 2"/>
+    <w:lsdException w:uiPriority="99" w:name="List Number 3"/>
+    <w:lsdException w:uiPriority="99" w:name="List Number 4"/>
+    <w:lsdException w:uiPriority="99" w:name="List Number 5"/>
+    <w:lsdException w:qFormat="1" w:unhideWhenUsed="0" w:uiPriority="10" w:semiHidden="0" w:name="Title"/>
+    <w:lsdException w:uiPriority="99" w:name="Closing"/>
+    <w:lsdException w:uiPriority="99" w:name="Signature"/>
+    <w:lsdException w:uiPriority="1" w:name="Default Paragraph Font"/>
+    <w:lsdException w:uiPriority="99" w:name="Body Text"/>
+    <w:lsdException w:uiPriority="99" w:name="Body Text Indent"/>
+    <w:lsdException w:uiPriority="99" w:name="List Continue"/>
+    <w:lsdException w:uiPriority="99" w:name="List Continue 2"/>
+    <w:lsdException w:uiPriority="99" w:name="List Continue 3"/>
+    <w:lsdException w:uiPriority="99" w:name="List Continue 4"/>
+    <w:lsdException w:uiPriority="99" w:name="List Continue 5"/>
+    <w:lsdException w:uiPriority="99" w:name="Message Header"/>
+    <w:lsdException w:qFormat="1" w:unhideWhenUsed="0" w:uiPriority="11" w:semiHidden="0" w:name="Subtitle"/>
+    <w:lsdException w:uiPriority="99" w:name="Salutation"/>
+    <w:lsdException w:uiPriority="99" w:name="Date"/>
+    <w:lsdException w:uiPriority="99" w:name="Body Text First Indent"/>
+    <w:lsdException w:uiPriority="99" w:name="Body Text First Indent 2"/>
+    <w:lsdException w:uiPriority="99" w:name="Note Heading"/>
+    <w:lsdException w:uiPriority="99" w:name="Body Text 2"/>
+    <w:lsdException w:uiPriority="99" w:name="Body Text 3"/>
+    <w:lsdException w:uiPriority="99" w:name="Body Text Indent 2"/>
+    <w:lsdException w:uiPriority="99" w:name="Body Text Indent 3"/>
+    <w:lsdException w:uiPriority="99" w:name="Block Text"/>
+    <w:lsdException w:uiPriority="99" w:name="Hyperlink"/>
+    <w:lsdException w:uiPriority="99" w:name="FollowedHyperlink"/>
+    <w:lsdException w:qFormat="1" w:unhideWhenUsed="0" w:uiPriority="22" w:semiHidden="0" w:name="Strong"/>
+    <w:lsdException w:qFormat="1" w:unhideWhenUsed="0" w:uiPriority="20" w:semiHidden="0" w:name="Emphasis"/>
+    <w:lsdException w:uiPriority="99" w:name="Document Map"/>
+    <w:lsdException w:uiPriority="99" w:name="Plain Text"/>
+    <w:lsdException w:uiPriority="99" w:name="E-mail Signature"/>
+    <w:lsdException w:uiPriority="99" w:name="Normal (Web)"/>
+    <w:lsdException w:uiPriority="99" w:name="HTML Acronym"/>
+    <w:lsdException w:uiPriority="99" w:name="HTML Address"/>
+    <w:lsdException w:uiPriority="99" w:name="HTML Cite"/>
+    <w:lsdException w:uiPriority="99" w:name="HTML Code"/>
+    <w:lsdException w:uiPriority="99" w:name="HTML Definition"/>
+    <w:lsdException w:uiPriority="99" w:name="HTML Keyboard"/>
+    <w:lsdException w:uiPriority="99" w:name="HTML Preformatted"/>
+    <w:lsdException w:uiPriority="99" w:name="HTML Sample"/>
+    <w:lsdException w:uiPriority="99" w:name="HTML Typewriter"/>
+    <w:lsdException w:uiPriority="99" w:name="HTML Variable"/>
+    <w:lsdException w:uiPriority="99" w:name="Normal Table"/>
+    <w:lsdException w:uiPriority="99" w:name="annotation subject"/>
+    <w:lsdException w:uiPriority="99" w:name="Table Simple 1"/>
+    <w:lsdException w:uiPriority="99" w:name="Table Simple 2"/>
+    <w:lsdException w:uiPriority="99" w:name="Table Simple 3"/>
+    <w:lsdException w:uiPriority="99" w:name="Table Classic 1"/>
+    <w:lsdException w:uiPriority="99" w:name="Table Classic 2"/>
+    <w:lsdException w:uiPriority="99" w:name="Table Classic 3"/>
+    <w:lsdException w:uiPriority="99" w:name="Table Classic 4"/>
+    <w:lsdException w:uiPriority="99" w:name="Table Colorful 1"/>
+    <w:lsdException w:uiPriority="99" w:name="Table Colorful 2"/>
+    <w:lsdException w:uiPriority="99" w:name="Table Colorful 3"/>
+    <w:lsdException w:uiPriority="99" w:name="Table Columns 1"/>
+    <w:lsdException w:uiPriority="99" w:name="Table Columns 2"/>
+    <w:lsdException w:uiPriority="99" w:name="Table Columns 3"/>
+    <w:lsdException w:uiPriority="99" w:name="Table Columns 4"/>
+    <w:lsdException w:uiPriority="99" w:name="Table Columns 5"/>
+    <w:lsdException w:uiPriority="99" w:name="Table Grid 1"/>
+    <w:lsdException w:uiPriority="99" w:name="Table Grid 2"/>
+    <w:lsdException w:uiPriority="99" w:name="Table Grid 3"/>
+    <w:lsdException w:uiPriority="99" w:name="Table Grid 4"/>
+    <w:lsdException w:uiPriority="99" w:name="Table Grid 5"/>
+    <w:lsdException w:uiPriority="99" w:name="Table Grid 6"/>
+    <w:lsdException w:uiPriority="99" w:name="Table Grid 7"/>
+    <w:lsdException w:uiPriority="99" w:name="Table Grid 8"/>
+    <w:lsdException w:uiPriority="99" w:name="Table List 1"/>
+    <w:lsdException w:uiPriority="99" w:name="Table List 2"/>
+    <w:lsdException w:uiPriority="99" w:name="Table List 3"/>
+    <w:lsdException w:uiPriority="99" w:name="Table List 4"/>
+    <w:lsdException w:uiPriority="99" w:name="Table List 5"/>
+    <w:lsdException w:uiPriority="99" w:name="Table List 6"/>
+    <w:lsdException w:uiPriority="99" w:name="Table List 7"/>
+    <w:lsdException w:uiPriority="99" w:name="Table List 8"/>
+    <w:lsdException w:uiPriority="99" w:name="Table 3D effects 1"/>
+    <w:lsdException w:uiPriority="99" w:name="Table 3D effects 2"/>
+    <w:lsdException w:uiPriority="99" w:name="Table 3D effects 3"/>
+    <w:lsdException w:uiPriority="99" w:name="Table Contemporary"/>
+    <w:lsdException w:uiPriority="99" w:name="Table Elegant"/>
+    <w:lsdException w:uiPriority="99" w:name="Table Professional"/>
+    <w:lsdException w:uiPriority="99" w:name="Table Subtle 1"/>
+    <w:lsdException w:uiPriority="99" w:name="Table Subtle 2"/>
+    <w:lsdException w:uiPriority="99" w:name="Table Web 1"/>
+    <w:lsdException w:uiPriority="99" w:name="Table Web 2"/>
+    <w:lsdException w:uiPriority="99" w:name="Table Web 3"/>
+    <w:lsdException w:uiPriority="99" w:name="Balloon Text"/>
+    <w:lsdException w:unhideWhenUsed="0" w:uiPriority="39" w:semiHidden="0" w:name="Table Grid"/>
+    <w:lsdException w:uiPriority="99" w:name="Table Theme"/>
+    <w:lsdException w:unhideWhenUsed="0" w:uiPriority="60" w:semiHidden="0" w:name="Light Shading"/>
+    <w:lsdException w:unhideWhenUsed="0" w:uiPriority="61" w:semiHidden="0" w:name="Light List"/>
+    <w:lsdException w:unhideWhenUsed="0" w:uiPriority="62" w:semiHidden="0" w:name="Light Grid"/>
+    <w:lsdException w:unhideWhenUsed="0" w:uiPriority="63" w:semiHidden="0" w:name="Medium Shading 1"/>
+    <w:lsdException w:unhideWhenUsed="0" w:uiPriority="64" w:semiHidden="0" w:name="Medium Shading 2"/>
+    <w:lsdException w:unhideWhenUsed="0" w:uiPriority="65" w:semiHidden="0" w:name="Medium List 1"/>
+    <w:lsdException w:unhideWhenUsed="0" w:uiPriority="66" w:semiHidden="0" w:name="Medium List 2"/>
+    <w:lsdException w:unhideWhenUsed="0" w:uiPriority="67" w:semiHidden="0" w:name="Medium Grid 1"/>
+    <w:lsdException w:unhideWhenUsed="0" w:uiPriority="68" w:semiHidden="0" w:name="Medium Grid 2"/>
+    <w:lsdException w:unhideWhenUsed="0" w:uiPriority="69" w:semiHidden="0" w:name="Medium Grid 3"/>
+    <w:lsdException w:unhideWhenUsed="0" w:uiPriority="70" w:semiHidden="0" w:name="Dark List"/>
+    <w:lsdException w:unhideWhenUsed="0" w:uiPriority="71" w:semiHidden="0" w:name="Colorful Shading"/>
+    <w:lsdException w:unhideWhenUsed="0" w:uiPriority="72" w:semiHidden="0" w:name="Colorful List"/>
+    <w:lsdException w:unhideWhenUsed="0" w:uiPriority="73" w:semiHidden="0" w:name="Colorful Grid"/>
+    <w:lsdException w:unhideWhenUsed="0" w:uiPriority="60" w:semiHidden="0" w:name="Light Shading Accent 1"/>
+    <w:lsdException w:unhideWhenUsed="0" w:uiPriority="61" w:semiHidden="0" w:name="Light List Accent 1"/>
+    <w:lsdException w:unhideWhenUsed="0" w:uiPriority="62" w:semiHidden="0" w:name="Light Grid Accent 1"/>
+    <w:lsdException w:unhideWhenUsed="0" w:uiPriority="63" w:semiHidden="0" w:name="Medium Shading 1 Accent 1"/>
+    <w:lsdException w:unhideWhenUsed="0" w:uiPriority="64" w:semiHidden="0" w:name="Medium Shading 2 Accent 1"/>
+    <w:lsdException w:unhideWhenUsed="0" w:uiPriority="65" w:semiHidden="0" w:name="Medium List 1 Accent 1"/>
+    <w:lsdException w:qFormat="1" w:unhideWhenUsed="0" w:uiPriority="34" w:semiHidden="0" w:name="List Paragraph"/>
+    <w:lsdException w:unhideWhenUsed="0" w:uiPriority="66" w:semiHidden="0" w:name="Medium List 2 Accent 1"/>
+    <w:lsdException w:unhideWhenUsed="0" w:uiPriority="67" w:semiHidden="0" w:name="Medium Grid 1 Accent 1"/>
+    <w:lsdException w:unhideWhenUsed="0" w:uiPriority="68" w:semiHidden="0" w:name="Medium Grid 2 Accent 1"/>
+    <w:lsdException w:unhideWhenUsed="0" w:uiPriority="69" w:semiHidden="0" w:name="Medium Grid 3 Accent 1"/>
+    <w:lsdException w:unhideWhenUsed="0" w:uiPriority="70" w:semiHidden="0" w:name="Dark List Accent 1"/>
+    <w:lsdException w:unhideWhenUsed="0" w:uiPriority="71" w:semiHidden="0" w:name="Colorful Shading Accent 1"/>
+    <w:lsdException w:unhideWhenUsed="0" w:uiPriority="72" w:semiHidden="0" w:name="Colorful List Accent 1"/>
+    <w:lsdException w:unhideWhenUsed="0" w:uiPriority="73" w:semiHidden="0" w:name="Colorful Grid Accent 1"/>
+    <w:lsdException w:unhideWhenUsed="0" w:uiPriority="60" w:semiHidden="0" w:name="Light Shading Accent 2"/>
+    <w:lsdException w:unhideWhenUsed="0" w:uiPriority="61" w:semiHidden="0" w:name="Light List Accent 2"/>
+    <w:lsdException w:unhideWhenUsed="0" w:uiPriority="62" w:semiHidden="0" w:name="Light Grid Accent 2"/>
+    <w:lsdException w:unhideWhenUsed="0" w:uiPriority="63" w:semiHidden="0" w:name="Medium Shading 1 Accent 2"/>
+    <w:lsdException w:unhideWhenUsed="0" w:uiPriority="64" w:semiHidden="0" w:name="Medium Shading 2 Accent 2"/>
+    <w:lsdException w:unhideWhenUsed="0" w:uiPriority="65" w:semiHidden="0" w:name="Medium List 1 Accent 2"/>
+    <w:lsdException w:unhideWhenUsed="0" w:uiPriority="66" w:semiHidden="0" w:name="Medium List 2 Accent 2"/>
+    <w:lsdException w:unhideWhenUsed="0" w:uiPriority="67" w:semiHidden="0" w:name="Medium Grid 1 Accent 2"/>
+    <w:lsdException w:unhideWhenUsed="0" w:uiPriority="68" w:semiHidden="0" w:name="Medium Grid 2 Accent 2"/>
+    <w:lsdException w:unhideWhenUsed="0" w:uiPriority="69" w:semiHidden="0" w:name="Medium Grid 3 Accent 2"/>
+    <w:lsdException w:unhideWhenUsed="0" w:uiPriority="70" w:semiHidden="0" w:name="Dark List Accent 2"/>
+    <w:lsdException w:unhideWhenUsed="0" w:uiPriority="71" w:semiHidden="0" w:name="Colorful Shading Accent 2"/>
+    <w:lsdException w:unhideWhenUsed="0" w:uiPriority="72" w:semiHidden="0" w:name="Colorful List Accent 2"/>
+    <w:lsdException w:unhideWhenUsed="0" w:uiPriority="73" w:semiHidden="0" w:name="Colorful Grid Accent 2"/>
+    <w:lsdException w:unhideWhenUsed="0" w:uiPriority="60" w:semiHidden="0" w:name="Light Shading Accent 3"/>
+    <w:lsdException w:unhideWhenUsed="0" w:uiPriority="61" w:semiHidden="0" w:name="Light List Accent 3"/>
+    <w:lsdException w:unhideWhenUsed="0" w:uiPriority="62" w:semiHidden="0" w:name="Light Grid Accent 3"/>
+    <w:lsdException w:unhideWhenUsed="0" w:uiPriority="63" w:semiHidden="0" w:name="Medium Shading 1 Accent 3"/>
+    <w:lsdException w:unhideWhenUsed="0" w:uiPriority="64" w:semiHidden="0" w:name="Medium Shading 2 Accent 3"/>
+    <w:lsdException w:unhideWhenUsed="0" w:uiPriority="65" w:semiHidden="0" w:name="Medium List 1 Accent 3"/>
+    <w:lsdException w:unhideWhenUsed="0" w:uiPriority="66" w:semiHidden="0" w:name="Medium List 2 Accent 3"/>
+    <w:lsdException w:unhideWhenUsed="0" w:uiPriority="67" w:semiHidden="0" w:name="Medium Grid 1 Accent 3"/>
+    <w:lsdException w:unhideWhenUsed="0" w:uiPriority="68" w:semiHidden="0" w:name="Medium Grid 2 Accent 3"/>
+    <w:lsdException w:unhideWhenUsed="0" w:uiPriority="69" w:semiHidden="0" w:name="Medium Grid 3 Accent 3"/>
+    <w:lsdException w:unhideWhenUsed="0" w:uiPriority="70" w:semiHidden="0" w:name="Dark List Accent 3"/>
+    <w:lsdException w:unhideWhenUsed="0" w:uiPriority="71" w:semiHidden="0" w:name="Colorful Shading Accent 3"/>
+    <w:lsdException w:unhideWhenUsed="0" w:uiPriority="72" w:semiHidden="0" w:name="Colorful List Accent 3"/>
+    <w:lsdException w:unhideWhenUsed="0" w:uiPriority="73" w:semiHidden="0" w:name="Colorful Grid Accent 3"/>
+    <w:lsdException w:unhideWhenUsed="0" w:uiPriority="60" w:semiHidden="0" w:name="Light Shading Accent 4"/>
+    <w:lsdException w:unhideWhenUsed="0" w:uiPriority="61" w:semiHidden="0" w:name="Light List Accent 4"/>
+    <w:lsdException w:unhideWhenUsed="0" w:uiPriority="62" w:semiHidden="0" w:name="Light Grid Accent 4"/>
+    <w:lsdException w:unhideWhenUsed="0" w:uiPriority="63" w:semiHidden="0" w:name="Medium Shading 1 Accent 4"/>
+    <w:lsdException w:unhideWhenUsed="0" w:uiPriority="64" w:semiHidden="0" w:name="Medium Shading 2 Accent 4"/>
+    <w:lsdException w:unhideWhenUsed="0" w:uiPriority="65" w:semiHidden="0" w:name="Medium List 1 Accent 4"/>
+    <w:lsdException w:unhideWhenUsed="0" w:uiPriority="66" w:semiHidden="0" w:name="Medium List 2 Accent 4"/>
+    <w:lsdException w:unhideWhenUsed="0" w:uiPriority="67" w:semiHidden="0" w:name="Medium Grid 1 Accent 4"/>
+    <w:lsdException w:unhideWhenUsed="0" w:uiPriority="68" w:semiHidden="0" w:name="Medium Grid 2 Accent 4"/>
+    <w:lsdException w:unhideWhenUsed="0" w:uiPriority="69" w:semiHidden="0" w:name="Medium Grid 3 Accent 4"/>
+    <w:lsdException w:unhideWhenUsed="0" w:uiPriority="70" w:semiHidden="0" w:name="Dark List Accent 4"/>
+    <w:lsdException w:unhideWhenUsed="0" w:uiPriority="71" w:semiHidden="0" w:name="Colorful Shading Accent 4"/>
+    <w:lsdException w:unhideWhenUsed="0" w:uiPriority="72" w:semiHidden="0" w:name="Colorful List Accent 4"/>
+    <w:lsdException w:unhideWhenUsed="0" w:uiPriority="73" w:semiHidden="0" w:name="Colorful Grid Accent 4"/>
+    <w:lsdException w:unhideWhenUsed="0" w:uiPriority="60" w:semiHidden="0" w:name="Light Shading Accent 5"/>
+    <w:lsdException w:unhideWhenUsed="0" w:uiPriority="61" w:semiHidden="0" w:name="Light List Accent 5"/>
+    <w:lsdException w:unhideWhenUsed="0" w:uiPriority="62" w:semiHidden="0" w:name="Light Grid Accent 5"/>
+    <w:lsdException w:unhideWhenUsed="0" w:uiPriority="63" w:semiHidden="0" w:name="Medium Shading 1 Accent 5"/>
+    <w:lsdException w:unhideWhenUsed="0" w:uiPriority="64" w:semiHidden="0" w:name="Medium Shading 2 Accent 5"/>
+    <w:lsdException w:unhideWhenUsed="0" w:uiPriority="65" w:semiHidden="0" w:name="Medium List 1 Accent 5"/>
+    <w:lsdException w:unhideWhenUsed="0" w:uiPriority="66" w:semiHidden="0" w:name="Medium List 2 Accent 5"/>
+    <w:lsdException w:unhideWhenUsed="0" w:uiPriority="67" w:semiHidden="0" w:name="Medium Grid 1 Accent 5"/>
+    <w:lsdException w:unhideWhenUsed="0" w:uiPriority="68" w:semiHidden="0" w:name="Medium Grid 2 Accent 5"/>
+    <w:lsdException w:unhideWhenUsed="0" w:uiPriority="69" w:semiHidden="0" w:name="Medium Grid 3 Accent 5"/>
+    <w:lsdException w:unhideWhenUsed="0" w:uiPriority="70" w:semiHidden="0" w:name="Dark List Accent 5"/>
+    <w:lsdException w:unhideWhenUsed="0" w:uiPriority="71" w:semiHidden="0" w:name="Colorful Shading Accent 5"/>
+    <w:lsdException w:unhideWhenUsed="0" w:uiPriority="72" w:semiHidden="0" w:name="Colorful List Accent 5"/>
+    <w:lsdException w:unhideWhenUsed="0" w:uiPriority="73" w:semiHidden="0" w:name="Colorful Grid Accent 5"/>
+    <w:lsdException w:unhideWhenUsed="0" w:uiPriority="60" w:semiHidden="0" w:name="Light Shading Accent 6"/>
+    <w:lsdException w:unhideWhenUsed="0" w:uiPriority="61" w:semiHidden="0" w:name="Light List Accent 6"/>
+    <w:lsdException w:unhideWhenUsed="0" w:uiPriority="62" w:semiHidden="0" w:name="Light Grid Accent 6"/>
+    <w:lsdException w:unhideWhenUsed="0" w:uiPriority="63" w:semiHidden="0" w:name="Medium Shading 1 Accent 6"/>
+    <w:lsdException w:unhideWhenUsed="0" w:uiPriority="64" w:semiHidden="0" w:name="Medium Shading 2 Accent 6"/>
+    <w:lsdException w:unhideWhenUsed="0" w:uiPriority="65" w:semiHidden="0" w:name="Medium List 1 Accent 6"/>
+    <w:lsdException w:unhideWhenUsed="0" w:uiPriority="66" w:semiHidden="0" w:name="Medium List 2 Accent 6"/>
+    <w:lsdException w:unhideWhenUsed="0" w:uiPriority="67" w:semiHidden="0" w:name="Medium Grid 1 Accent 6"/>
+    <w:lsdException w:unhideWhenUsed="0" w:uiPriority="68" w:semiHidden="0" w:name="Medium Grid 2 Accent 6"/>
+    <w:lsdException w:unhideWhenUsed="0" w:uiPriority="69" w:semiHidden="0" w:name="Medium Grid 3 Accent 6"/>
+    <w:lsdException w:unhideWhenUsed="0" w:uiPriority="70" w:semiHidden="0" w:name="Dark List Accent 6"/>
+    <w:lsdException w:unhideWhenUsed="0" w:uiPriority="71" w:semiHidden="0" w:name="Colorful Shading Accent 6"/>
+    <w:lsdException w:unhideWhenUsed="0" w:uiPriority="72" w:semiHidden="0" w:name="Colorful List Accent 6"/>
+    <w:lsdException w:unhideWhenUsed="0" w:uiPriority="73" w:semiHidden="0" w:name="Colorful Grid Accent 6"/>
   </w:latentStyles>
-  <w:style w:type="paragraph" w:default="1" w:styleId="a">
+  <w:style w:type="paragraph" w:default="1" w:styleId="1">
     <w:name w:val="Normal"/>
     <w:qFormat/>
+    <w:uiPriority w:val="0"/>
     <w:pPr>
       <w:widowControl w:val="0"/>
       <w:jc w:val="both"/>
     </w:pPr>
+    <w:rPr>
+      <w:rFonts w:asciiTheme="minorHAnsi" w:hAnsiTheme="minorHAnsi" w:eastAsiaTheme="minorEastAsia" w:cstheme="minorBidi"/>
+      <w:kern w:val="2"/>
+      <w:sz w:val="21"/>
+      <w:szCs w:val="22"/>
+      <w:lang w:val="en-US" w:eastAsia="zh-CN" w:bidi="ar-SA"/>
+    </w:rPr>
   </w:style>
-  <w:style w:type="character" w:default="1" w:styleId="a0">
+  <w:style w:type="character" w:default="1" w:styleId="5">
     <w:name w:val="Default Paragraph Font"/>
-    <w:uiPriority w:val="1"/>
     <w:semiHidden/>
     <w:unhideWhenUsed/>
+    <w:uiPriority w:val="1"/>
   </w:style>
-  <w:style w:type="table" w:default="1" w:styleId="a1">
+  <w:style w:type="table" w:default="1" w:styleId="4">
     <w:name w:val="Normal Table"/>
-    <w:uiPriority w:val="99"/>
     <w:semiHidden/>
     <w:unhideWhenUsed/>
+    <w:uiPriority w:val="99"/>
     <w:tblPr>
-      <w:tblInd w:w="0" w:type="dxa"/>
       <w:tblCellMar>
         <w:top w:w="0" w:type="dxa"/>
         <w:left w:w="108" w:type="dxa"/>
@@ -2398,19 +1787,32 @@
       </w:tblCellMar>
     </w:tblPr>
   </w:style>
-  <w:style w:type="numbering" w:default="1" w:styleId="a2">
-    <w:name w:val="No List"/>
+  <w:style w:type="paragraph" w:styleId="2">
+    <w:name w:val="footer"/>
+    <w:basedOn w:val="1"/>
+    <w:link w:val="7"/>
+    <w:unhideWhenUsed/>
     <w:uiPriority w:val="99"/>
-    <w:semiHidden/>
+    <w:pPr>
+      <w:tabs>
+        <w:tab w:val="center" w:pos="4153"/>
+        <w:tab w:val="right" w:pos="8306"/>
+      </w:tabs>
+      <w:snapToGrid w:val="0"/>
+      <w:jc w:val="left"/>
+    </w:pPr>
+    <w:rPr>
+      <w:sz w:val="18"/>
+      <w:szCs w:val="18"/>
+    </w:rPr>
+  </w:style>
+  <w:style w:type="paragraph" w:styleId="3">
+    <w:name w:val="header"/>
+    <w:basedOn w:val="1"/>
+    <w:link w:val="6"/>
     <w:unhideWhenUsed/>
-  </w:style>
-  <w:style w:type="paragraph" w:styleId="a3">
-    <w:name w:val="header"/>
-    <w:basedOn w:val="a"/>
-    <w:link w:val="a4"/>
+    <w:qFormat/>
     <w:uiPriority w:val="99"/>
-    <w:unhideWhenUsed/>
-    <w:rsid w:val="00824194"/>
     <w:pPr>
       <w:tabs>
         <w:tab w:val="center" w:pos="4153"/>
@@ -2424,56 +1826,33 @@
       <w:szCs w:val="18"/>
     </w:rPr>
   </w:style>
-  <w:style w:type="character" w:customStyle="1" w:styleId="a4">
+  <w:style w:type="character" w:customStyle="1" w:styleId="6">
     <w:name w:val="页眉 字符"/>
-    <w:basedOn w:val="a0"/>
-    <w:link w:val="a3"/>
+    <w:basedOn w:val="5"/>
+    <w:link w:val="3"/>
     <w:uiPriority w:val="99"/>
-    <w:rsid w:val="00824194"/>
     <w:rPr>
       <w:sz w:val="18"/>
       <w:szCs w:val="18"/>
     </w:rPr>
   </w:style>
-  <w:style w:type="paragraph" w:styleId="a5">
-    <w:name w:val="footer"/>
-    <w:basedOn w:val="a"/>
-    <w:link w:val="a6"/>
+  <w:style w:type="character" w:customStyle="1" w:styleId="7">
+    <w:name w:val="页脚 字符"/>
+    <w:basedOn w:val="5"/>
+    <w:link w:val="2"/>
     <w:uiPriority w:val="99"/>
-    <w:unhideWhenUsed/>
-    <w:rsid w:val="00824194"/>
-    <w:pPr>
-      <w:tabs>
-        <w:tab w:val="center" w:pos="4153"/>
-        <w:tab w:val="right" w:pos="8306"/>
-      </w:tabs>
-      <w:snapToGrid w:val="0"/>
-      <w:jc w:val="left"/>
-    </w:pPr>
     <w:rPr>
       <w:sz w:val="18"/>
       <w:szCs w:val="18"/>
     </w:rPr>
   </w:style>
-  <w:style w:type="character" w:customStyle="1" w:styleId="a6">
-    <w:name w:val="页脚 字符"/>
-    <w:basedOn w:val="a0"/>
-    <w:link w:val="a5"/>
-    <w:uiPriority w:val="99"/>
-    <w:rsid w:val="00824194"/>
-    <w:rPr>
-      <w:sz w:val="18"/>
-      <w:szCs w:val="18"/>
-    </w:rPr>
-  </w:style>
-  <w:style w:type="paragraph" w:styleId="a7">
+  <w:style w:type="paragraph" w:styleId="8">
     <w:name w:val="List Paragraph"/>
-    <w:basedOn w:val="a"/>
+    <w:basedOn w:val="1"/>
+    <w:qFormat/>
     <w:uiPriority w:val="34"/>
-    <w:qFormat/>
-    <w:rsid w:val="001A65DD"/>
     <w:pPr>
-      <w:ind w:firstLineChars="200" w:firstLine="420"/>
+      <w:ind w:firstLine="420" w:firstLineChars="200"/>
     </w:pPr>
   </w:style>
 </w:styles>
@@ -2522,7 +1901,7 @@
     </a:clrScheme>
     <a:fontScheme name="Office">
       <a:majorFont>
-        <a:latin typeface="等线 Light" panose="020F0302020204030204"/>
+        <a:latin typeface="等线 Light"/>
         <a:ea typeface=""/>
         <a:cs typeface=""/>
         <a:font script="Jpan" typeface="游ゴシック Light"/>
@@ -2555,26 +1934,9 @@
         <a:font script="Viet" typeface="Times New Roman"/>
         <a:font script="Uigh" typeface="Microsoft Uighur"/>
         <a:font script="Geor" typeface="Sylfaen"/>
-        <a:font script="Armn" typeface="Arial"/>
-        <a:font script="Bugi" typeface="Leelawadee UI"/>
-        <a:font script="Bopo" typeface="Microsoft JhengHei"/>
-        <a:font script="Java" typeface="Javanese Text"/>
-        <a:font script="Lisu" typeface="Segoe UI"/>
-        <a:font script="Mymr" typeface="Myanmar Text"/>
-        <a:font script="Nkoo" typeface="Ebrima"/>
-        <a:font script="Olck" typeface="Nirmala UI"/>
-        <a:font script="Osma" typeface="Ebrima"/>
-        <a:font script="Phag" typeface="Phagspa"/>
-        <a:font script="Syrn" typeface="Estrangelo Edessa"/>
-        <a:font script="Syrj" typeface="Estrangelo Edessa"/>
-        <a:font script="Syre" typeface="Estrangelo Edessa"/>
-        <a:font script="Sora" typeface="Nirmala UI"/>
-        <a:font script="Tale" typeface="Microsoft Tai Le"/>
-        <a:font script="Talu" typeface="Microsoft New Tai Lue"/>
-        <a:font script="Tfng" typeface="Ebrima"/>
       </a:majorFont>
       <a:minorFont>
-        <a:latin typeface="等线" panose="020F0502020204030204"/>
+        <a:latin typeface="等线"/>
         <a:ea typeface=""/>
         <a:cs typeface=""/>
         <a:font script="Jpan" typeface="游明朝"/>
@@ -2607,23 +1969,6 @@
         <a:font script="Viet" typeface="Arial"/>
         <a:font script="Uigh" typeface="Microsoft Uighur"/>
         <a:font script="Geor" typeface="Sylfaen"/>
-        <a:font script="Armn" typeface="Arial"/>
-        <a:font script="Bugi" typeface="Leelawadee UI"/>
-        <a:font script="Bopo" typeface="Microsoft JhengHei"/>
-        <a:font script="Java" typeface="Javanese Text"/>
-        <a:font script="Lisu" typeface="Segoe UI"/>
-        <a:font script="Mymr" typeface="Myanmar Text"/>
-        <a:font script="Nkoo" typeface="Ebrima"/>
-        <a:font script="Olck" typeface="Nirmala UI"/>
-        <a:font script="Osma" typeface="Ebrima"/>
-        <a:font script="Phag" typeface="Phagspa"/>
-        <a:font script="Syrn" typeface="Estrangelo Edessa"/>
-        <a:font script="Syrj" typeface="Estrangelo Edessa"/>
-        <a:font script="Syre" typeface="Estrangelo Edessa"/>
-        <a:font script="Sora" typeface="Nirmala UI"/>
-        <a:font script="Tale" typeface="Microsoft Tai Le"/>
-        <a:font script="Talu" typeface="Microsoft New Tai Lue"/>
-        <a:font script="Tfng" typeface="Ebrima"/>
       </a:minorFont>
     </a:fontScheme>
     <a:fmtScheme name="Office">
@@ -2765,11 +2110,5 @@
     </a:fmtScheme>
   </a:themeElements>
   <a:objectDefaults/>
-  <a:extraClrSchemeLst/>
-  <a:extLst>
-    <a:ext uri="{05A4C25C-085E-4340-85A3-A5531E510DB2}">
-      <thm15:themeFamily xmlns:thm15="http://schemas.microsoft.com/office/thememl/2012/main" name="Office Theme 2013 - 2022" id="{62F939B6-93AF-4DB8-9C6B-D6C7DFDC589F}" vid="{4A3C46E8-61CC-4603-A589-7422A47A8E4A}"/>
-    </a:ext>
-  </a:extLst>
 </a:theme>
 </file>